--- a/Engineering/API/VSA_reader.docx
+++ b/Engineering/API/VSA_reader.docx
@@ -1215,7 +1215,35 @@
         <w:rPr>
           <w:lang w:val="fr-FR"/>
         </w:rPr>
-        <w:t xml:space="preserve">Les identifients token sont stockes et configure dans le config.py </w:t>
+        <w:t xml:space="preserve">Les </w:t>
+      </w:r>
+      <w:proofErr w:type="spellStart"/>
+      <w:r>
+        <w:rPr>
+          <w:lang w:val="fr-FR"/>
+        </w:rPr>
+        <w:t>identifients</w:t>
+      </w:r>
+      <w:proofErr w:type="spellEnd"/>
+      <w:r>
+        <w:rPr>
+          <w:lang w:val="fr-FR"/>
+        </w:rPr>
+        <w:t xml:space="preserve"> </w:t>
+      </w:r>
+      <w:proofErr w:type="spellStart"/>
+      <w:r>
+        <w:rPr>
+          <w:lang w:val="fr-FR"/>
+        </w:rPr>
+        <w:t>token</w:t>
+      </w:r>
+      <w:proofErr w:type="spellEnd"/>
+      <w:r>
+        <w:rPr>
+          <w:lang w:val="fr-FR"/>
+        </w:rPr>
+        <w:t xml:space="preserve"> sont stockes et configure dans le config.py </w:t>
       </w:r>
     </w:p>
     <w:p>
@@ -1230,8 +1258,32 @@
           <w:lang w:val="fr-FR"/>
         </w:rPr>
         <w:lastRenderedPageBreak/>
-        <w:t>Ton username : tcadene</w:t>
-      </w:r>
+        <w:t xml:space="preserve">Ton </w:t>
+      </w:r>
+      <w:proofErr w:type="spellStart"/>
+      <w:r>
+        <w:rPr>
+          <w:lang w:val="fr-FR"/>
+        </w:rPr>
+        <w:t>username</w:t>
+      </w:r>
+      <w:proofErr w:type="spellEnd"/>
+      <w:r>
+        <w:rPr>
+          <w:lang w:val="fr-FR"/>
+        </w:rPr>
+        <w:t xml:space="preserve"> : </w:t>
+      </w:r>
+      <w:bookmarkStart w:id="1" w:name="OLE_LINK2"/>
+      <w:proofErr w:type="spellStart"/>
+      <w:r>
+        <w:rPr>
+          <w:lang w:val="fr-FR"/>
+        </w:rPr>
+        <w:t>tcadene</w:t>
+      </w:r>
+      <w:bookmarkEnd w:id="1"/>
+      <w:proofErr w:type="spellEnd"/>
     </w:p>
     <w:p>
       <w:pPr>
@@ -1244,8 +1296,30 @@
         <w:rPr>
           <w:lang w:val="fr-FR"/>
         </w:rPr>
-        <w:t>Ton mdp : apiIAMI2026*</w:t>
-      </w:r>
+        <w:t xml:space="preserve">Ton </w:t>
+      </w:r>
+      <w:proofErr w:type="spellStart"/>
+      <w:r>
+        <w:rPr>
+          <w:lang w:val="fr-FR"/>
+        </w:rPr>
+        <w:t>mdp</w:t>
+      </w:r>
+      <w:proofErr w:type="spellEnd"/>
+      <w:r>
+        <w:rPr>
+          <w:lang w:val="fr-FR"/>
+        </w:rPr>
+        <w:t xml:space="preserve"> : </w:t>
+      </w:r>
+      <w:bookmarkStart w:id="2" w:name="OLE_LINK3"/>
+      <w:r>
+        <w:rPr>
+          <w:lang w:val="fr-FR"/>
+        </w:rPr>
+        <w:t>apiIAMI2026*</w:t>
+      </w:r>
+      <w:bookmarkEnd w:id="2"/>
     </w:p>
     <w:p>
       <w:pPr>
@@ -1261,12 +1335,42 @@
           <w:lang w:val="fr-FR"/>
         </w:rPr>
       </w:pPr>
-      <w:r>
-        <w:rPr>
-          <w:lang w:val="fr-FR"/>
-        </w:rPr>
-        <w:t>on va faire un @private_platform/scripts/migration/sync_vsa_sql.py mais une v2 de cette version, je vais te dire en quoi consiste la v2</w:t>
-      </w:r>
+      <w:proofErr w:type="gramStart"/>
+      <w:r>
+        <w:rPr>
+          <w:lang w:val="fr-FR"/>
+        </w:rPr>
+        <w:t>on</w:t>
+      </w:r>
+      <w:proofErr w:type="gramEnd"/>
+      <w:r>
+        <w:rPr>
+          <w:lang w:val="fr-FR"/>
+        </w:rPr>
+        <w:t xml:space="preserve"> va faire un @private_platform/scripts/migration/sync_vsa_sql.py mais </w:t>
+      </w:r>
+      <w:proofErr w:type="gramStart"/>
+      <w:r>
+        <w:rPr>
+          <w:lang w:val="fr-FR"/>
+        </w:rPr>
+        <w:t>une v2</w:t>
+      </w:r>
+      <w:proofErr w:type="gramEnd"/>
+      <w:r>
+        <w:rPr>
+          <w:lang w:val="fr-FR"/>
+        </w:rPr>
+        <w:t xml:space="preserve"> de cette version, je vais te dire en quoi consiste </w:t>
+      </w:r>
+      <w:proofErr w:type="gramStart"/>
+      <w:r>
+        <w:rPr>
+          <w:lang w:val="fr-FR"/>
+        </w:rPr>
+        <w:t>la v2</w:t>
+      </w:r>
+      <w:proofErr w:type="gramEnd"/>
     </w:p>
     <w:p>
       <w:pPr>
@@ -1275,11 +1379,33 @@
           <w:lang w:val="fr-FR"/>
         </w:rPr>
       </w:pPr>
-      <w:r>
-        <w:rPr>
-          <w:lang w:val="fr-FR"/>
-        </w:rPr>
-        <w:t xml:space="preserve">il faut prevoir quelques trucs </w:t>
+      <w:proofErr w:type="gramStart"/>
+      <w:r>
+        <w:rPr>
+          <w:lang w:val="fr-FR"/>
+        </w:rPr>
+        <w:t>il</w:t>
+      </w:r>
+      <w:proofErr w:type="gramEnd"/>
+      <w:r>
+        <w:rPr>
+          <w:lang w:val="fr-FR"/>
+        </w:rPr>
+        <w:t xml:space="preserve"> faut </w:t>
+      </w:r>
+      <w:proofErr w:type="spellStart"/>
+      <w:r>
+        <w:rPr>
+          <w:lang w:val="fr-FR"/>
+        </w:rPr>
+        <w:t>prevoir</w:t>
+      </w:r>
+      <w:proofErr w:type="spellEnd"/>
+      <w:r>
+        <w:rPr>
+          <w:lang w:val="fr-FR"/>
+        </w:rPr>
+        <w:t xml:space="preserve"> quelques trucs </w:t>
       </w:r>
     </w:p>
     <w:p>
@@ -1293,7 +1419,49 @@
         <w:rPr>
           <w:lang w:val="fr-FR"/>
         </w:rPr>
-        <w:t xml:space="preserve">- la synchronisation va se declencher automatiquement toutes les n minutes (n=1 ou 2 ou 5 a definir) et il faudra synchroniser tout vsa </w:t>
+        <w:t xml:space="preserve">- la synchronisation va se </w:t>
+      </w:r>
+      <w:proofErr w:type="spellStart"/>
+      <w:r>
+        <w:rPr>
+          <w:lang w:val="fr-FR"/>
+        </w:rPr>
+        <w:t>declencher</w:t>
+      </w:r>
+      <w:proofErr w:type="spellEnd"/>
+      <w:r>
+        <w:rPr>
+          <w:lang w:val="fr-FR"/>
+        </w:rPr>
+        <w:t xml:space="preserve"> automatiquement toutes les n minutes (n=1 ou 2 ou 5 a </w:t>
+      </w:r>
+      <w:proofErr w:type="spellStart"/>
+      <w:r>
+        <w:rPr>
+          <w:lang w:val="fr-FR"/>
+        </w:rPr>
+        <w:t>definir</w:t>
+      </w:r>
+      <w:proofErr w:type="spellEnd"/>
+      <w:r>
+        <w:rPr>
+          <w:lang w:val="fr-FR"/>
+        </w:rPr>
+        <w:t xml:space="preserve">) et il faudra synchroniser tout </w:t>
+      </w:r>
+      <w:proofErr w:type="spellStart"/>
+      <w:r>
+        <w:rPr>
+          <w:lang w:val="fr-FR"/>
+        </w:rPr>
+        <w:t>vsa</w:t>
+      </w:r>
+      <w:proofErr w:type="spellEnd"/>
+      <w:r>
+        <w:rPr>
+          <w:lang w:val="fr-FR"/>
+        </w:rPr>
+        <w:t xml:space="preserve"> </w:t>
       </w:r>
     </w:p>
     <w:p>
@@ -1311,11 +1479,189 @@
           <w:lang w:val="fr-FR"/>
         </w:rPr>
       </w:pPr>
-      <w:r>
-        <w:rPr>
-          <w:lang w:val="fr-FR"/>
-        </w:rPr>
-        <w:t xml:space="preserve">deja la logique CV peut changer poru gagner beaucoupde temps, en utilisant sql/vsa/user et sql/vsa/candidate qui renvoie toute la liste de maniere tres rapide (inferieure a la seconde) et on aura ensuite a sparser comem on le fait maintenant une liste de dictionnaire </w:t>
+      <w:proofErr w:type="spellStart"/>
+      <w:proofErr w:type="gramStart"/>
+      <w:r>
+        <w:rPr>
+          <w:lang w:val="fr-FR"/>
+        </w:rPr>
+        <w:t>deja</w:t>
+      </w:r>
+      <w:proofErr w:type="spellEnd"/>
+      <w:proofErr w:type="gramEnd"/>
+      <w:r>
+        <w:rPr>
+          <w:lang w:val="fr-FR"/>
+        </w:rPr>
+        <w:t xml:space="preserve"> la logique CV peut changer </w:t>
+      </w:r>
+      <w:proofErr w:type="spellStart"/>
+      <w:r>
+        <w:rPr>
+          <w:lang w:val="fr-FR"/>
+        </w:rPr>
+        <w:t>poru</w:t>
+      </w:r>
+      <w:proofErr w:type="spellEnd"/>
+      <w:r>
+        <w:rPr>
+          <w:lang w:val="fr-FR"/>
+        </w:rPr>
+        <w:t xml:space="preserve"> gagner </w:t>
+      </w:r>
+      <w:proofErr w:type="spellStart"/>
+      <w:r>
+        <w:rPr>
+          <w:lang w:val="fr-FR"/>
+        </w:rPr>
+        <w:t>beaucoupde</w:t>
+      </w:r>
+      <w:proofErr w:type="spellEnd"/>
+      <w:r>
+        <w:rPr>
+          <w:lang w:val="fr-FR"/>
+        </w:rPr>
+        <w:t xml:space="preserve"> temps, en utilisant </w:t>
+      </w:r>
+      <w:proofErr w:type="spellStart"/>
+      <w:r>
+        <w:rPr>
+          <w:lang w:val="fr-FR"/>
+        </w:rPr>
+        <w:t>sql</w:t>
+      </w:r>
+      <w:proofErr w:type="spellEnd"/>
+      <w:r>
+        <w:rPr>
+          <w:lang w:val="fr-FR"/>
+        </w:rPr>
+        <w:t>/</w:t>
+      </w:r>
+      <w:proofErr w:type="spellStart"/>
+      <w:r>
+        <w:rPr>
+          <w:lang w:val="fr-FR"/>
+        </w:rPr>
+        <w:t>vsa</w:t>
+      </w:r>
+      <w:proofErr w:type="spellEnd"/>
+      <w:r>
+        <w:rPr>
+          <w:lang w:val="fr-FR"/>
+        </w:rPr>
+        <w:t xml:space="preserve">/user et </w:t>
+      </w:r>
+      <w:proofErr w:type="spellStart"/>
+      <w:r>
+        <w:rPr>
+          <w:lang w:val="fr-FR"/>
+        </w:rPr>
+        <w:t>sql</w:t>
+      </w:r>
+      <w:proofErr w:type="spellEnd"/>
+      <w:r>
+        <w:rPr>
+          <w:lang w:val="fr-FR"/>
+        </w:rPr>
+        <w:t>/</w:t>
+      </w:r>
+      <w:proofErr w:type="spellStart"/>
+      <w:r>
+        <w:rPr>
+          <w:lang w:val="fr-FR"/>
+        </w:rPr>
+        <w:t>vsa</w:t>
+      </w:r>
+      <w:proofErr w:type="spellEnd"/>
+      <w:r>
+        <w:rPr>
+          <w:lang w:val="fr-FR"/>
+        </w:rPr>
+        <w:t xml:space="preserve">/candidate qui renvoie toute la liste de </w:t>
+      </w:r>
+      <w:proofErr w:type="spellStart"/>
+      <w:r>
+        <w:rPr>
+          <w:lang w:val="fr-FR"/>
+        </w:rPr>
+        <w:t>maniere</w:t>
+      </w:r>
+      <w:proofErr w:type="spellEnd"/>
+      <w:r>
+        <w:rPr>
+          <w:lang w:val="fr-FR"/>
+        </w:rPr>
+        <w:t xml:space="preserve"> </w:t>
+      </w:r>
+      <w:proofErr w:type="spellStart"/>
+      <w:r>
+        <w:rPr>
+          <w:lang w:val="fr-FR"/>
+        </w:rPr>
+        <w:t>tres</w:t>
+      </w:r>
+      <w:proofErr w:type="spellEnd"/>
+      <w:r>
+        <w:rPr>
+          <w:lang w:val="fr-FR"/>
+        </w:rPr>
+        <w:t xml:space="preserve"> rapide (inferieure a la seconde) et on aura ensuite </w:t>
+      </w:r>
+      <w:proofErr w:type="spellStart"/>
+      <w:r>
+        <w:rPr>
+          <w:lang w:val="fr-FR"/>
+        </w:rPr>
+        <w:t>a</w:t>
+      </w:r>
+      <w:proofErr w:type="spellEnd"/>
+      <w:r>
+        <w:rPr>
+          <w:lang w:val="fr-FR"/>
+        </w:rPr>
+        <w:t xml:space="preserve"> </w:t>
+      </w:r>
+      <w:proofErr w:type="spellStart"/>
+      <w:r>
+        <w:rPr>
+          <w:lang w:val="fr-FR"/>
+        </w:rPr>
+        <w:t>sparser</w:t>
+      </w:r>
+      <w:proofErr w:type="spellEnd"/>
+      <w:r>
+        <w:rPr>
+          <w:lang w:val="fr-FR"/>
+        </w:rPr>
+        <w:t xml:space="preserve"> </w:t>
+      </w:r>
+      <w:proofErr w:type="spellStart"/>
+      <w:r>
+        <w:rPr>
+          <w:lang w:val="fr-FR"/>
+        </w:rPr>
+        <w:t>comem</w:t>
+      </w:r>
+      <w:proofErr w:type="spellEnd"/>
+      <w:r>
+        <w:rPr>
+          <w:lang w:val="fr-FR"/>
+        </w:rPr>
+        <w:t xml:space="preserve"> on le </w:t>
+      </w:r>
+      <w:proofErr w:type="gramStart"/>
+      <w:r>
+        <w:rPr>
+          <w:lang w:val="fr-FR"/>
+        </w:rPr>
+        <w:t>fait</w:t>
+      </w:r>
+      <w:proofErr w:type="gramEnd"/>
+      <w:r>
+        <w:rPr>
+          <w:lang w:val="fr-FR"/>
+        </w:rPr>
+        <w:t xml:space="preserve"> maintenant une liste de dictionnaire </w:t>
       </w:r>
     </w:p>
     <w:p>
@@ -1333,12 +1679,126 @@
           <w:lang w:val="fr-FR"/>
         </w:rPr>
       </w:pPr>
-      <w:r>
-        <w:rPr>
-          <w:lang w:val="fr-FR"/>
-        </w:rPr>
-        <w:t>voici la liste de dictionnaire poru les candidats (test_liste_candidates, tu peux regarder les premieres lignes mais c'est seulement une liste de dictionnaire comem on les traitait avant) @test_liste_candidate.json (1-128) mais que avec des candidats on a la meme chose avec les users</w:t>
-      </w:r>
+      <w:proofErr w:type="gramStart"/>
+      <w:r>
+        <w:rPr>
+          <w:lang w:val="fr-FR"/>
+        </w:rPr>
+        <w:t>voici</w:t>
+      </w:r>
+      <w:proofErr w:type="gramEnd"/>
+      <w:r>
+        <w:rPr>
+          <w:lang w:val="fr-FR"/>
+        </w:rPr>
+        <w:t xml:space="preserve"> la liste de dictionnaire </w:t>
+      </w:r>
+      <w:proofErr w:type="spellStart"/>
+      <w:r>
+        <w:rPr>
+          <w:lang w:val="fr-FR"/>
+        </w:rPr>
+        <w:t>poru</w:t>
+      </w:r>
+      <w:proofErr w:type="spellEnd"/>
+      <w:r>
+        <w:rPr>
+          <w:lang w:val="fr-FR"/>
+        </w:rPr>
+        <w:t xml:space="preserve"> les candidats (</w:t>
+      </w:r>
+      <w:proofErr w:type="spellStart"/>
+      <w:r>
+        <w:rPr>
+          <w:lang w:val="fr-FR"/>
+        </w:rPr>
+        <w:t>test_liste_candidates</w:t>
+      </w:r>
+      <w:proofErr w:type="spellEnd"/>
+      <w:r>
+        <w:rPr>
+          <w:lang w:val="fr-FR"/>
+        </w:rPr>
+        <w:t xml:space="preserve">, tu peux regarder les </w:t>
+      </w:r>
+      <w:proofErr w:type="spellStart"/>
+      <w:r>
+        <w:rPr>
+          <w:lang w:val="fr-FR"/>
+        </w:rPr>
+        <w:t>premieres</w:t>
+      </w:r>
+      <w:proofErr w:type="spellEnd"/>
+      <w:r>
+        <w:rPr>
+          <w:lang w:val="fr-FR"/>
+        </w:rPr>
+        <w:t xml:space="preserve"> lignes mais c'est seulement une liste de dictionnaire </w:t>
+      </w:r>
+      <w:proofErr w:type="spellStart"/>
+      <w:r>
+        <w:rPr>
+          <w:lang w:val="fr-FR"/>
+        </w:rPr>
+        <w:t>comem</w:t>
+      </w:r>
+      <w:proofErr w:type="spellEnd"/>
+      <w:r>
+        <w:rPr>
+          <w:lang w:val="fr-FR"/>
+        </w:rPr>
+        <w:t xml:space="preserve"> on les traitait avant) @test_liste_</w:t>
+      </w:r>
+      <w:proofErr w:type="gramStart"/>
+      <w:r>
+        <w:rPr>
+          <w:lang w:val="fr-FR"/>
+        </w:rPr>
+        <w:t>candidate.json</w:t>
+      </w:r>
+      <w:proofErr w:type="gramEnd"/>
+      <w:r>
+        <w:rPr>
+          <w:lang w:val="fr-FR"/>
+        </w:rPr>
+        <w:t xml:space="preserve"> (1-128) mais </w:t>
+      </w:r>
+      <w:proofErr w:type="gramStart"/>
+      <w:r>
+        <w:rPr>
+          <w:lang w:val="fr-FR"/>
+        </w:rPr>
+        <w:t>que avec</w:t>
+      </w:r>
+      <w:proofErr w:type="gramEnd"/>
+      <w:r>
+        <w:rPr>
+          <w:lang w:val="fr-FR"/>
+        </w:rPr>
+        <w:t xml:space="preserve"> des candidats on a la </w:t>
+      </w:r>
+      <w:proofErr w:type="spellStart"/>
+      <w:r>
+        <w:rPr>
+          <w:lang w:val="fr-FR"/>
+        </w:rPr>
+        <w:t>meme</w:t>
+      </w:r>
+      <w:proofErr w:type="spellEnd"/>
+      <w:r>
+        <w:rPr>
+          <w:lang w:val="fr-FR"/>
+        </w:rPr>
+        <w:t xml:space="preserve"> chose avec les </w:t>
+      </w:r>
+      <w:proofErr w:type="spellStart"/>
+      <w:r>
+        <w:rPr>
+          <w:lang w:val="fr-FR"/>
+        </w:rPr>
+        <w:t>users</w:t>
+      </w:r>
+      <w:proofErr w:type="spellEnd"/>
     </w:p>
     <w:p>
       <w:pPr>
@@ -1355,11 +1815,35 @@
           <w:lang w:val="fr-FR"/>
         </w:rPr>
       </w:pPr>
-      <w:r>
-        <w:rPr>
-          <w:lang w:val="fr-FR"/>
-        </w:rPr>
-        <w:t xml:space="preserve">deja toute la logique de recuperation des user va changer, on va utiliser le </w:t>
+      <w:proofErr w:type="spellStart"/>
+      <w:proofErr w:type="gramStart"/>
+      <w:r>
+        <w:rPr>
+          <w:lang w:val="fr-FR"/>
+        </w:rPr>
+        <w:t>deja</w:t>
+      </w:r>
+      <w:proofErr w:type="spellEnd"/>
+      <w:proofErr w:type="gramEnd"/>
+      <w:r>
+        <w:rPr>
+          <w:lang w:val="fr-FR"/>
+        </w:rPr>
+        <w:t xml:space="preserve"> toute la logique de </w:t>
+      </w:r>
+      <w:proofErr w:type="spellStart"/>
+      <w:r>
+        <w:rPr>
+          <w:lang w:val="fr-FR"/>
+        </w:rPr>
+        <w:t>recuperation</w:t>
+      </w:r>
+      <w:proofErr w:type="spellEnd"/>
+      <w:r>
+        <w:rPr>
+          <w:lang w:val="fr-FR"/>
+        </w:rPr>
+        <w:t xml:space="preserve"> des user va changer, on va utiliser le </w:t>
       </w:r>
     </w:p>
     <w:p>
@@ -1387,7 +1871,7 @@
           <w:lang w:val="fr-FR"/>
         </w:rPr>
       </w:pPr>
-      <w:bookmarkStart w:id="1" w:name="_Toc220086415"/>
+      <w:bookmarkStart w:id="3" w:name="_Toc220086415"/>
       <w:r>
         <w:rPr>
           <w:lang w:val="fr-FR"/>
@@ -1424,7 +1908,7 @@
         </w:rPr>
         <w:t>s</w:t>
       </w:r>
-      <w:bookmarkEnd w:id="1"/>
+      <w:bookmarkEnd w:id="3"/>
     </w:p>
     <w:p>
       <w:pPr>
@@ -1452,8 +1936,29 @@
       </w:r>
     </w:p>
     <w:p>
-      <w:r>
-        <w:t>sudo journalctl -u vsa_reader -f</w:t>
+      <w:proofErr w:type="spellStart"/>
+      <w:r>
+        <w:t>sudo</w:t>
+      </w:r>
+      <w:proofErr w:type="spellEnd"/>
+      <w:r>
+        <w:t xml:space="preserve"> </w:t>
+      </w:r>
+      <w:proofErr w:type="spellStart"/>
+      <w:r>
+        <w:t>journalctl</w:t>
+      </w:r>
+      <w:proofErr w:type="spellEnd"/>
+      <w:r>
+        <w:t xml:space="preserve"> -u </w:t>
+      </w:r>
+      <w:proofErr w:type="spellStart"/>
+      <w:r>
+        <w:t>vsa_reader</w:t>
+      </w:r>
+      <w:proofErr w:type="spellEnd"/>
+      <w:r>
+        <w:t xml:space="preserve"> -f</w:t>
       </w:r>
     </w:p>
     <w:p>
@@ -1467,6 +1972,7 @@
           <w:szCs w:val="18"/>
         </w:rPr>
       </w:pPr>
+      <w:proofErr w:type="spellStart"/>
       <w:r>
         <w:rPr>
           <w:rFonts w:ascii="Menlo" w:hAnsi="Menlo" w:cs="Menlo"/>
@@ -1476,6 +1982,7 @@
         </w:rPr>
         <w:t>sudo</w:t>
       </w:r>
+      <w:proofErr w:type="spellEnd"/>
       <w:r>
         <w:rPr>
           <w:rFonts w:ascii="Menlo" w:hAnsi="Menlo" w:cs="Menlo"/>
@@ -1485,6 +1992,7 @@
         </w:rPr>
         <w:t xml:space="preserve"> </w:t>
       </w:r>
+      <w:proofErr w:type="spellStart"/>
       <w:r>
         <w:rPr>
           <w:rFonts w:ascii="Menlo" w:hAnsi="Menlo" w:cs="Menlo"/>
@@ -1494,6 +2002,7 @@
         </w:rPr>
         <w:t>journalctl</w:t>
       </w:r>
+      <w:proofErr w:type="spellEnd"/>
       <w:r>
         <w:rPr>
           <w:rFonts w:ascii="Menlo" w:hAnsi="Menlo" w:cs="Menlo"/>
@@ -1521,6 +2030,7 @@
         </w:rPr>
         <w:t xml:space="preserve"> </w:t>
       </w:r>
+      <w:proofErr w:type="spellStart"/>
       <w:r>
         <w:rPr>
           <w:rFonts w:ascii="Menlo" w:hAnsi="Menlo" w:cs="Menlo"/>
@@ -1530,6 +2040,7 @@
         </w:rPr>
         <w:t>vsa_reader</w:t>
       </w:r>
+      <w:proofErr w:type="spellEnd"/>
       <w:r>
         <w:rPr>
           <w:rFonts w:ascii="Menlo" w:hAnsi="Menlo" w:cs="Menlo"/>
@@ -1597,18 +2108,48 @@
           <w:lang w:val="fr-FR"/>
         </w:rPr>
       </w:pPr>
-      <w:r>
-        <w:rPr>
-          <w:lang w:val="fr-FR"/>
-        </w:rPr>
-        <w:t>Redemarrer/arret</w:t>
-      </w:r>
-      <w:r>
-        <w:rPr>
-          <w:lang w:val="fr-FR"/>
-        </w:rPr>
-        <w:t>er/desactiver</w:t>
-      </w:r>
+      <w:proofErr w:type="spellStart"/>
+      <w:r>
+        <w:rPr>
+          <w:lang w:val="fr-FR"/>
+        </w:rPr>
+        <w:t>Redemarrer</w:t>
+      </w:r>
+      <w:proofErr w:type="spellEnd"/>
+      <w:r>
+        <w:rPr>
+          <w:lang w:val="fr-FR"/>
+        </w:rPr>
+        <w:t>/</w:t>
+      </w:r>
+      <w:proofErr w:type="spellStart"/>
+      <w:r>
+        <w:rPr>
+          <w:lang w:val="fr-FR"/>
+        </w:rPr>
+        <w:t>arret</w:t>
+      </w:r>
+      <w:r>
+        <w:rPr>
+          <w:lang w:val="fr-FR"/>
+        </w:rPr>
+        <w:t>er</w:t>
+      </w:r>
+      <w:proofErr w:type="spellEnd"/>
+      <w:r>
+        <w:rPr>
+          <w:lang w:val="fr-FR"/>
+        </w:rPr>
+        <w:t>/</w:t>
+      </w:r>
+      <w:proofErr w:type="spellStart"/>
+      <w:r>
+        <w:rPr>
+          <w:lang w:val="fr-FR"/>
+        </w:rPr>
+        <w:t>desactiver</w:t>
+      </w:r>
+      <w:proofErr w:type="spellEnd"/>
     </w:p>
     <w:p>
       <w:pPr>
@@ -1622,19 +2163,106 @@
         <w:t xml:space="preserve">   </w:t>
       </w:r>
       <w:r>
-        <w:t>- Redémarrer: sudo systemctl restart vsa_reader</w:t>
-      </w:r>
+        <w:t xml:space="preserve">- </w:t>
+      </w:r>
+      <w:proofErr w:type="spellStart"/>
+      <w:r>
+        <w:t>Redémarrer</w:t>
+      </w:r>
+      <w:proofErr w:type="spellEnd"/>
+      <w:r>
+        <w:t xml:space="preserve">: </w:t>
+      </w:r>
+      <w:proofErr w:type="spellStart"/>
+      <w:r>
+        <w:t>sudo</w:t>
+      </w:r>
+      <w:proofErr w:type="spellEnd"/>
+      <w:r>
+        <w:t xml:space="preserve"> </w:t>
+      </w:r>
+      <w:proofErr w:type="spellStart"/>
+      <w:r>
+        <w:t>systemctl</w:t>
+      </w:r>
+      <w:proofErr w:type="spellEnd"/>
+      <w:r>
+        <w:t xml:space="preserve"> restart </w:t>
+      </w:r>
+      <w:proofErr w:type="spellStart"/>
+      <w:r>
+        <w:t>vsa_reader</w:t>
+      </w:r>
+      <w:proofErr w:type="spellEnd"/>
     </w:p>
     <w:p>
       <w:r>
         <w:lastRenderedPageBreak/>
-        <w:t xml:space="preserve">   - Arrêter: sudo systemctl stop vsa_reader</w:t>
-      </w:r>
-    </w:p>
-    <w:p>
-      <w:r>
-        <w:t xml:space="preserve">   - Désactiver: sudo systemctl disable vsa_reader</w:t>
-      </w:r>
+        <w:t xml:space="preserve">   - </w:t>
+      </w:r>
+      <w:proofErr w:type="spellStart"/>
+      <w:r>
+        <w:t>Arrêter</w:t>
+      </w:r>
+      <w:proofErr w:type="spellEnd"/>
+      <w:r>
+        <w:t xml:space="preserve">: </w:t>
+      </w:r>
+      <w:proofErr w:type="spellStart"/>
+      <w:r>
+        <w:t>sudo</w:t>
+      </w:r>
+      <w:proofErr w:type="spellEnd"/>
+      <w:r>
+        <w:t xml:space="preserve"> </w:t>
+      </w:r>
+      <w:proofErr w:type="spellStart"/>
+      <w:r>
+        <w:t>systemctl</w:t>
+      </w:r>
+      <w:proofErr w:type="spellEnd"/>
+      <w:r>
+        <w:t xml:space="preserve"> stop </w:t>
+      </w:r>
+      <w:proofErr w:type="spellStart"/>
+      <w:r>
+        <w:t>vsa_reader</w:t>
+      </w:r>
+      <w:proofErr w:type="spellEnd"/>
+    </w:p>
+    <w:p>
+      <w:r>
+        <w:t xml:space="preserve">   - </w:t>
+      </w:r>
+      <w:proofErr w:type="spellStart"/>
+      <w:r>
+        <w:t>Désactiver</w:t>
+      </w:r>
+      <w:proofErr w:type="spellEnd"/>
+      <w:r>
+        <w:t xml:space="preserve">: </w:t>
+      </w:r>
+      <w:proofErr w:type="spellStart"/>
+      <w:r>
+        <w:t>sudo</w:t>
+      </w:r>
+      <w:proofErr w:type="spellEnd"/>
+      <w:r>
+        <w:t xml:space="preserve"> </w:t>
+      </w:r>
+      <w:proofErr w:type="spellStart"/>
+      <w:r>
+        <w:t>systemctl</w:t>
+      </w:r>
+      <w:proofErr w:type="spellEnd"/>
+      <w:r>
+        <w:t xml:space="preserve"> disable </w:t>
+      </w:r>
+      <w:proofErr w:type="spellStart"/>
+      <w:r>
+        <w:t>vsa_reader</w:t>
+      </w:r>
+      <w:proofErr w:type="spellEnd"/>
     </w:p>
     <w:p/>
     <w:p>
@@ -1652,13 +2280,71 @@
         <w:rPr>
           <w:lang w:val="fr-FR"/>
         </w:rPr>
-        <w:t xml:space="preserve">Si je veux synchronizer les </w:t>
-      </w:r>
-      <w:r>
-        <w:rPr>
-          <w:lang w:val="fr-FR"/>
-        </w:rPr>
-        <w:t xml:space="preserve">statuts des CVs, par defaut on ne les synchronise pas, il suffit de rajouter ca dans la commande </w:t>
+        <w:t xml:space="preserve">Si je veux </w:t>
+      </w:r>
+      <w:proofErr w:type="spellStart"/>
+      <w:r>
+        <w:rPr>
+          <w:lang w:val="fr-FR"/>
+        </w:rPr>
+        <w:t>synchronizer</w:t>
+      </w:r>
+      <w:proofErr w:type="spellEnd"/>
+      <w:r>
+        <w:rPr>
+          <w:lang w:val="fr-FR"/>
+        </w:rPr>
+        <w:t xml:space="preserve"> les </w:t>
+      </w:r>
+      <w:r>
+        <w:rPr>
+          <w:lang w:val="fr-FR"/>
+        </w:rPr>
+        <w:t xml:space="preserve">statuts des </w:t>
+      </w:r>
+      <w:proofErr w:type="spellStart"/>
+      <w:r>
+        <w:rPr>
+          <w:lang w:val="fr-FR"/>
+        </w:rPr>
+        <w:t>CVs</w:t>
+      </w:r>
+      <w:proofErr w:type="spellEnd"/>
+      <w:r>
+        <w:rPr>
+          <w:lang w:val="fr-FR"/>
+        </w:rPr>
+        <w:t xml:space="preserve">, par </w:t>
+      </w:r>
+      <w:proofErr w:type="spellStart"/>
+      <w:r>
+        <w:rPr>
+          <w:lang w:val="fr-FR"/>
+        </w:rPr>
+        <w:t>defaut</w:t>
+      </w:r>
+      <w:proofErr w:type="spellEnd"/>
+      <w:r>
+        <w:rPr>
+          <w:lang w:val="fr-FR"/>
+        </w:rPr>
+        <w:t xml:space="preserve"> on ne les synchronise pas, il suffit de rajouter </w:t>
+      </w:r>
+      <w:proofErr w:type="spellStart"/>
+      <w:proofErr w:type="gramStart"/>
+      <w:r>
+        <w:rPr>
+          <w:lang w:val="fr-FR"/>
+        </w:rPr>
+        <w:t>ca</w:t>
+      </w:r>
+      <w:proofErr w:type="spellEnd"/>
+      <w:proofErr w:type="gramEnd"/>
+      <w:r>
+        <w:rPr>
+          <w:lang w:val="fr-FR"/>
+        </w:rPr>
+        <w:t xml:space="preserve"> dans la commande </w:t>
       </w:r>
       <w:r>
         <w:rPr>
@@ -1669,7 +2355,31 @@
           <w:szCs w:val="18"/>
           <w:lang w:val="fr-FR"/>
         </w:rPr>
-        <w:t>--sync-cv-source</w:t>
+        <w:t>--</w:t>
+      </w:r>
+      <w:proofErr w:type="spellStart"/>
+      <w:r>
+        <w:rPr>
+          <w:rFonts w:ascii="Menlo" w:hAnsi="Menlo" w:cs="Menlo"/>
+          <w:b/>
+          <w:bCs/>
+          <w:sz w:val="18"/>
+          <w:szCs w:val="18"/>
+          <w:lang w:val="fr-FR"/>
+        </w:rPr>
+        <w:t>sync</w:t>
+      </w:r>
+      <w:proofErr w:type="spellEnd"/>
+      <w:r>
+        <w:rPr>
+          <w:rFonts w:ascii="Menlo" w:hAnsi="Menlo" w:cs="Menlo"/>
+          <w:b/>
+          <w:bCs/>
+          <w:sz w:val="18"/>
+          <w:szCs w:val="18"/>
+          <w:lang w:val="fr-FR"/>
+        </w:rPr>
+        <w:t>-cv-source</w:t>
       </w:r>
     </w:p>
     <w:p>
@@ -1713,7 +2423,39 @@
           <w:sz w:val="31"/>
           <w:szCs w:val="31"/>
         </w:rPr>
-        <w:t> (sync via API bulk GET /sql/vsa/user/, auth token)</w:t>
+        <w:t> (sync via API bulk GET /</w:t>
+      </w:r>
+      <w:proofErr w:type="spellStart"/>
+      <w:r>
+        <w:rPr>
+          <w:sz w:val="31"/>
+          <w:szCs w:val="31"/>
+        </w:rPr>
+        <w:t>sql</w:t>
+      </w:r>
+      <w:proofErr w:type="spellEnd"/>
+      <w:r>
+        <w:rPr>
+          <w:sz w:val="31"/>
+          <w:szCs w:val="31"/>
+        </w:rPr>
+        <w:t>/</w:t>
+      </w:r>
+      <w:proofErr w:type="spellStart"/>
+      <w:r>
+        <w:rPr>
+          <w:sz w:val="31"/>
+          <w:szCs w:val="31"/>
+        </w:rPr>
+        <w:t>vsa</w:t>
+      </w:r>
+      <w:proofErr w:type="spellEnd"/>
+      <w:r>
+        <w:rPr>
+          <w:sz w:val="31"/>
+          <w:szCs w:val="31"/>
+        </w:rPr>
+        <w:t>/user/, auth token)</w:t>
       </w:r>
     </w:p>
     <w:p>
@@ -1825,6 +2567,7 @@
                 <w:bCs/>
               </w:rPr>
             </w:pPr>
+            <w:proofErr w:type="spellStart"/>
             <w:r>
               <w:rPr>
                 <w:b/>
@@ -1832,6 +2575,7 @@
               </w:rPr>
               <w:t>Rôle</w:t>
             </w:r>
+            <w:proofErr w:type="spellEnd"/>
           </w:p>
         </w:tc>
       </w:tr>
@@ -1860,7 +2604,15 @@
               <w:t>--client-subdomain</w:t>
             </w:r>
             <w:r>
-              <w:t> (obligatoire)</w:t>
+              <w:t> (</w:t>
+            </w:r>
+            <w:proofErr w:type="spellStart"/>
+            <w:r>
+              <w:t>obligatoire</w:t>
+            </w:r>
+            <w:proofErr w:type="spellEnd"/>
+            <w:r>
+              <w:t>)</w:t>
             </w:r>
           </w:p>
         </w:tc>
@@ -1883,11 +2635,47 @@
                 <w:lang w:val="fr-FR"/>
               </w:rPr>
             </w:pPr>
+            <w:proofErr w:type="spellStart"/>
             <w:r>
               <w:rPr>
                 <w:lang w:val="fr-FR"/>
               </w:rPr>
-              <w:t>Subdomain du client IAMI (ex: elitys).</w:t>
+              <w:t>Subdomain</w:t>
+            </w:r>
+            <w:proofErr w:type="spellEnd"/>
+            <w:r>
+              <w:rPr>
+                <w:lang w:val="fr-FR"/>
+              </w:rPr>
+              <w:t xml:space="preserve"> du client IAMI (</w:t>
+            </w:r>
+            <w:proofErr w:type="gramStart"/>
+            <w:r>
+              <w:rPr>
+                <w:lang w:val="fr-FR"/>
+              </w:rPr>
+              <w:t>ex:</w:t>
+            </w:r>
+            <w:proofErr w:type="gramEnd"/>
+            <w:r>
+              <w:rPr>
+                <w:lang w:val="fr-FR"/>
+              </w:rPr>
+              <w:t xml:space="preserve"> </w:t>
+            </w:r>
+            <w:proofErr w:type="spellStart"/>
+            <w:r>
+              <w:rPr>
+                <w:lang w:val="fr-FR"/>
+              </w:rPr>
+              <w:t>elitys</w:t>
+            </w:r>
+            <w:proofErr w:type="spellEnd"/>
+            <w:r>
+              <w:rPr>
+                <w:lang w:val="fr-FR"/>
+              </w:rPr>
+              <w:t>).</w:t>
             </w:r>
           </w:p>
         </w:tc>
@@ -1937,14 +2725,26 @@
                 <w:lang w:val="fr-FR"/>
               </w:rPr>
             </w:pPr>
+            <w:proofErr w:type="spellStart"/>
+            <w:proofErr w:type="gramStart"/>
             <w:r>
               <w:rPr>
                 <w:rStyle w:val="markdown-inline-code"/>
                 <w:rFonts w:ascii="Menlo" w:eastAsiaTheme="majorEastAsia" w:hAnsi="Menlo" w:cs="Menlo"/>
                 <w:lang w:val="fr-FR"/>
               </w:rPr>
-              <w:t>add-only</w:t>
-            </w:r>
+              <w:t>add</w:t>
+            </w:r>
+            <w:proofErr w:type="gramEnd"/>
+            <w:r>
+              <w:rPr>
+                <w:rStyle w:val="markdown-inline-code"/>
+                <w:rFonts w:ascii="Menlo" w:eastAsiaTheme="majorEastAsia" w:hAnsi="Menlo" w:cs="Menlo"/>
+                <w:lang w:val="fr-FR"/>
+              </w:rPr>
+              <w:t>-only</w:t>
+            </w:r>
+            <w:proofErr w:type="spellEnd"/>
             <w:r>
               <w:rPr>
                 <w:lang w:val="fr-FR"/>
@@ -2041,6 +2841,7 @@
                 <w:lang w:val="fr-FR"/>
               </w:rPr>
             </w:pPr>
+            <w:proofErr w:type="gramStart"/>
             <w:r>
               <w:rPr>
                 <w:rStyle w:val="markdown-inline-code"/>
@@ -2049,6 +2850,7 @@
               </w:rPr>
               <w:t>all</w:t>
             </w:r>
+            <w:proofErr w:type="gramEnd"/>
             <w:r>
               <w:rPr>
                 <w:lang w:val="fr-FR"/>
@@ -2061,22 +2863,42 @@
                 <w:rFonts w:ascii="Menlo" w:eastAsiaTheme="majorEastAsia" w:hAnsi="Menlo" w:cs="Menlo"/>
                 <w:lang w:val="fr-FR"/>
               </w:rPr>
-              <w:t>cv-only</w:t>
-            </w:r>
-            <w:r>
-              <w:rPr>
-                <w:lang w:val="fr-FR"/>
-              </w:rPr>
-              <w:t> = CV + entités ; </w:t>
-            </w:r>
+              <w:t>cv-</w:t>
+            </w:r>
+            <w:proofErr w:type="spellStart"/>
             <w:r>
               <w:rPr>
                 <w:rStyle w:val="markdown-inline-code"/>
                 <w:rFonts w:ascii="Menlo" w:eastAsiaTheme="majorEastAsia" w:hAnsi="Menlo" w:cs="Menlo"/>
                 <w:lang w:val="fr-FR"/>
               </w:rPr>
-              <w:t>besoin-only</w:t>
-            </w:r>
+              <w:t>only</w:t>
+            </w:r>
+            <w:proofErr w:type="spellEnd"/>
+            <w:r>
+              <w:rPr>
+                <w:lang w:val="fr-FR"/>
+              </w:rPr>
+              <w:t> = CV + entités ; </w:t>
+            </w:r>
+            <w:r>
+              <w:rPr>
+                <w:rStyle w:val="markdown-inline-code"/>
+                <w:rFonts w:ascii="Menlo" w:eastAsiaTheme="majorEastAsia" w:hAnsi="Menlo" w:cs="Menlo"/>
+                <w:lang w:val="fr-FR"/>
+              </w:rPr>
+              <w:t>besoin-</w:t>
+            </w:r>
+            <w:proofErr w:type="spellStart"/>
+            <w:r>
+              <w:rPr>
+                <w:rStyle w:val="markdown-inline-code"/>
+                <w:rFonts w:ascii="Menlo" w:eastAsiaTheme="majorEastAsia" w:hAnsi="Menlo" w:cs="Menlo"/>
+                <w:lang w:val="fr-FR"/>
+              </w:rPr>
+              <w:t>only</w:t>
+            </w:r>
+            <w:proofErr w:type="spellEnd"/>
             <w:r>
               <w:rPr>
                 <w:lang w:val="fr-FR"/>
@@ -2140,8 +2962,13 @@
             <w:hideMark/>
           </w:tcPr>
           <w:p>
-            <w:r>
-              <w:t>Synchronise clients et prospects.</w:t>
+            <w:proofErr w:type="spellStart"/>
+            <w:r>
+              <w:t>Synchronise</w:t>
+            </w:r>
+            <w:proofErr w:type="spellEnd"/>
+            <w:r>
+              <w:t xml:space="preserve"> clients et prospects.</w:t>
             </w:r>
           </w:p>
         </w:tc>
@@ -2168,8 +2995,19 @@
                 <w:b/>
                 <w:bCs/>
               </w:rPr>
-              <w:t>--sync-besoins</w:t>
-            </w:r>
+              <w:t>--sync-</w:t>
+            </w:r>
+            <w:proofErr w:type="spellStart"/>
+            <w:r>
+              <w:rPr>
+                <w:rStyle w:val="markdown-bold-text"/>
+                <w:rFonts w:eastAsiaTheme="majorEastAsia"/>
+                <w:b/>
+                <w:bCs/>
+              </w:rPr>
+              <w:t>besoins</w:t>
+            </w:r>
+            <w:proofErr w:type="spellEnd"/>
           </w:p>
         </w:tc>
         <w:tc>
@@ -2186,8 +3024,29 @@
             <w:hideMark/>
           </w:tcPr>
           <w:p>
-            <w:r>
-              <w:t>Synchronise les besoins (opportunités).</w:t>
+            <w:proofErr w:type="spellStart"/>
+            <w:r>
+              <w:t>Synchronise</w:t>
+            </w:r>
+            <w:proofErr w:type="spellEnd"/>
+            <w:r>
+              <w:t xml:space="preserve"> les </w:t>
+            </w:r>
+            <w:proofErr w:type="spellStart"/>
+            <w:r>
+              <w:t>besoins</w:t>
+            </w:r>
+            <w:proofErr w:type="spellEnd"/>
+            <w:r>
+              <w:t xml:space="preserve"> (</w:t>
+            </w:r>
+            <w:proofErr w:type="spellStart"/>
+            <w:r>
+              <w:t>opportunités</w:t>
+            </w:r>
+            <w:proofErr w:type="spellEnd"/>
+            <w:r>
+              <w:t>).</w:t>
             </w:r>
           </w:p>
         </w:tc>
@@ -2232,8 +3091,13 @@
             <w:hideMark/>
           </w:tcPr>
           <w:p>
-            <w:r>
-              <w:t>Synchronise les contacts des customers.</w:t>
+            <w:proofErr w:type="spellStart"/>
+            <w:r>
+              <w:t>Synchronise</w:t>
+            </w:r>
+            <w:proofErr w:type="spellEnd"/>
+            <w:r>
+              <w:t xml:space="preserve"> les contacts des customers.</w:t>
             </w:r>
           </w:p>
         </w:tc>
@@ -2260,8 +3124,19 @@
                 <w:b/>
                 <w:bCs/>
               </w:rPr>
-              <w:t>--sync-cvs</w:t>
-            </w:r>
+              <w:t>--sync-</w:t>
+            </w:r>
+            <w:proofErr w:type="spellStart"/>
+            <w:r>
+              <w:rPr>
+                <w:rStyle w:val="markdown-bold-text"/>
+                <w:rFonts w:eastAsiaTheme="majorEastAsia"/>
+                <w:b/>
+                <w:bCs/>
+              </w:rPr>
+              <w:t>cvs</w:t>
+            </w:r>
+            <w:proofErr w:type="spellEnd"/>
           </w:p>
         </w:tc>
         <w:tc>
@@ -2287,7 +3162,21 @@
               <w:rPr>
                 <w:lang w:val="fr-FR"/>
               </w:rPr>
-              <w:t>Synchronise les CV (users + candidates du flux bulk).</w:t>
+              <w:t>Synchronise les CV (</w:t>
+            </w:r>
+            <w:proofErr w:type="spellStart"/>
+            <w:r>
+              <w:rPr>
+                <w:lang w:val="fr-FR"/>
+              </w:rPr>
+              <w:t>users</w:t>
+            </w:r>
+            <w:proofErr w:type="spellEnd"/>
+            <w:r>
+              <w:rPr>
+                <w:lang w:val="fr-FR"/>
+              </w:rPr>
+              <w:t xml:space="preserve"> + candidates du flux bulk).</w:t>
             </w:r>
           </w:p>
         </w:tc>
@@ -2341,7 +3230,21 @@
               <w:rPr>
                 <w:lang w:val="fr-FR"/>
               </w:rPr>
-              <w:t>Synchronise les entités (business_units).</w:t>
+              <w:t>Synchronise les entités (</w:t>
+            </w:r>
+            <w:proofErr w:type="spellStart"/>
+            <w:r>
+              <w:rPr>
+                <w:lang w:val="fr-FR"/>
+              </w:rPr>
+              <w:t>business_units</w:t>
+            </w:r>
+            <w:proofErr w:type="spellEnd"/>
+            <w:r>
+              <w:rPr>
+                <w:lang w:val="fr-FR"/>
+              </w:rPr>
+              <w:t>).</w:t>
             </w:r>
           </w:p>
         </w:tc>
@@ -2387,7 +3290,15 @@
           </w:tcPr>
           <w:p>
             <w:r>
-              <w:t>Active tout (customers, besoins, contacts, CV, entities).</w:t>
+              <w:t xml:space="preserve">Active tout (customers, </w:t>
+            </w:r>
+            <w:proofErr w:type="spellStart"/>
+            <w:r>
+              <w:t>besoins</w:t>
+            </w:r>
+            <w:proofErr w:type="spellEnd"/>
+            <w:r>
+              <w:t>, contacts, CV, entities).</w:t>
             </w:r>
           </w:p>
         </w:tc>
@@ -2441,7 +3352,21 @@
               <w:rPr>
                 <w:lang w:val="fr-FR"/>
               </w:rPr>
-              <w:t>Ne pas créer de profil CV sans PDF (par défaut on crée avec filename=None).</w:t>
+              <w:t xml:space="preserve">Ne pas créer de profil CV sans PDF (par défaut on crée avec </w:t>
+            </w:r>
+            <w:proofErr w:type="spellStart"/>
+            <w:r>
+              <w:rPr>
+                <w:lang w:val="fr-FR"/>
+              </w:rPr>
+              <w:t>filename</w:t>
+            </w:r>
+            <w:proofErr w:type="spellEnd"/>
+            <w:r>
+              <w:rPr>
+                <w:lang w:val="fr-FR"/>
+              </w:rPr>
+              <w:t>=None).</w:t>
             </w:r>
           </w:p>
         </w:tc>
@@ -2549,7 +3474,21 @@
               <w:rPr>
                 <w:lang w:val="fr-FR"/>
               </w:rPr>
-              <w:t>Simulation : aucun écriture en base.</w:t>
+              <w:t xml:space="preserve">Simulation : </w:t>
+            </w:r>
+            <w:proofErr w:type="gramStart"/>
+            <w:r>
+              <w:rPr>
+                <w:lang w:val="fr-FR"/>
+              </w:rPr>
+              <w:t>aucun écriture</w:t>
+            </w:r>
+            <w:proofErr w:type="gramEnd"/>
+            <w:r>
+              <w:rPr>
+                <w:lang w:val="fr-FR"/>
+              </w:rPr>
+              <w:t xml:space="preserve"> en base.</w:t>
             </w:r>
           </w:p>
         </w:tc>
@@ -2599,11 +3538,63 @@
                 <w:lang w:val="fr-FR"/>
               </w:rPr>
             </w:pPr>
+            <w:proofErr w:type="gramStart"/>
             <w:r>
               <w:rPr>
                 <w:lang w:val="fr-FR"/>
               </w:rPr>
-              <w:t>Fichier .env à charger (sinon : publish-v3, vsa_reader, ou .env à la racine).</w:t>
+              <w:t>Fichier .</w:t>
+            </w:r>
+            <w:proofErr w:type="spellStart"/>
+            <w:r>
+              <w:rPr>
+                <w:lang w:val="fr-FR"/>
+              </w:rPr>
+              <w:t>env</w:t>
+            </w:r>
+            <w:proofErr w:type="spellEnd"/>
+            <w:proofErr w:type="gramEnd"/>
+            <w:r>
+              <w:rPr>
+                <w:lang w:val="fr-FR"/>
+              </w:rPr>
+              <w:t xml:space="preserve"> à charger (sinon : publish-v3, </w:t>
+            </w:r>
+            <w:proofErr w:type="spellStart"/>
+            <w:r>
+              <w:rPr>
+                <w:lang w:val="fr-FR"/>
+              </w:rPr>
+              <w:t>vsa_reader</w:t>
+            </w:r>
+            <w:proofErr w:type="spellEnd"/>
+            <w:r>
+              <w:rPr>
+                <w:lang w:val="fr-FR"/>
+              </w:rPr>
+              <w:t xml:space="preserve">, </w:t>
+            </w:r>
+            <w:proofErr w:type="gramStart"/>
+            <w:r>
+              <w:rPr>
+                <w:lang w:val="fr-FR"/>
+              </w:rPr>
+              <w:t>ou .</w:t>
+            </w:r>
+            <w:proofErr w:type="spellStart"/>
+            <w:r>
+              <w:rPr>
+                <w:lang w:val="fr-FR"/>
+              </w:rPr>
+              <w:t>env</w:t>
+            </w:r>
+            <w:proofErr w:type="spellEnd"/>
+            <w:proofErr w:type="gramEnd"/>
+            <w:r>
+              <w:rPr>
+                <w:lang w:val="fr-FR"/>
+              </w:rPr>
+              <w:t xml:space="preserve"> à la racine).</w:t>
             </w:r>
           </w:p>
         </w:tc>
@@ -2630,8 +3621,19 @@
                 <w:b/>
                 <w:bCs/>
               </w:rPr>
-              <w:t>--vsa-url</w:t>
-            </w:r>
+              <w:t>--</w:t>
+            </w:r>
+            <w:proofErr w:type="spellStart"/>
+            <w:r>
+              <w:rPr>
+                <w:rStyle w:val="markdown-bold-text"/>
+                <w:rFonts w:eastAsiaTheme="majorEastAsia"/>
+                <w:b/>
+                <w:bCs/>
+              </w:rPr>
+              <w:t>vsa-url</w:t>
+            </w:r>
+            <w:proofErr w:type="spellEnd"/>
           </w:p>
         </w:tc>
         <w:tc>
@@ -2716,7 +3718,14 @@
         <w:rPr>
           <w:lang w:val="fr-FR"/>
         </w:rPr>
-        <w:t> dans l’env.</w:t>
+        <w:t> dans </w:t>
+      </w:r>
+      <w:proofErr w:type="gramStart"/>
+      <w:r>
+        <w:rPr>
+          <w:lang w:val="fr-FR"/>
+        </w:rPr>
+        <w:t>l’env.</w:t>
       </w:r>
       <w:r>
         <w:rPr>
@@ -2726,13 +3735,66 @@
           <w:bCs/>
           <w:lang w:val="fr-FR"/>
         </w:rPr>
-        <w:t>Enchaînement :</w:t>
-      </w:r>
-      <w:r>
-        <w:rPr>
-          <w:lang w:val="fr-FR"/>
-        </w:rPr>
-        <w:t> télécharge le flux bulk, construit le mapping users, puis selon les options : entities → customers/prospects → managers (sales) → CV → besoins.</w:t>
+        <w:t>Enchaînement</w:t>
+      </w:r>
+      <w:proofErr w:type="gramEnd"/>
+      <w:r>
+        <w:rPr>
+          <w:rStyle w:val="markdown-bold-text"/>
+          <w:rFonts w:eastAsiaTheme="majorEastAsia"/>
+          <w:b/>
+          <w:bCs/>
+          <w:lang w:val="fr-FR"/>
+        </w:rPr>
+        <w:t xml:space="preserve"> :</w:t>
+      </w:r>
+      <w:r>
+        <w:rPr>
+          <w:lang w:val="fr-FR"/>
+        </w:rPr>
+        <w:t> télécharge le flux bulk, construit le mapping </w:t>
+      </w:r>
+      <w:proofErr w:type="spellStart"/>
+      <w:r>
+        <w:rPr>
+          <w:lang w:val="fr-FR"/>
+        </w:rPr>
+        <w:t>users</w:t>
+      </w:r>
+      <w:proofErr w:type="spellEnd"/>
+      <w:r>
+        <w:rPr>
+          <w:lang w:val="fr-FR"/>
+        </w:rPr>
+        <w:t xml:space="preserve">, puis selon les options : </w:t>
+      </w:r>
+      <w:proofErr w:type="spellStart"/>
+      <w:r>
+        <w:rPr>
+          <w:lang w:val="fr-FR"/>
+        </w:rPr>
+        <w:t>entities</w:t>
+      </w:r>
+      <w:proofErr w:type="spellEnd"/>
+      <w:r>
+        <w:rPr>
+          <w:lang w:val="fr-FR"/>
+        </w:rPr>
+        <w:t xml:space="preserve"> → </w:t>
+      </w:r>
+      <w:proofErr w:type="spellStart"/>
+      <w:r>
+        <w:rPr>
+          <w:lang w:val="fr-FR"/>
+        </w:rPr>
+        <w:t>customers</w:t>
+      </w:r>
+      <w:proofErr w:type="spellEnd"/>
+      <w:r>
+        <w:rPr>
+          <w:lang w:val="fr-FR"/>
+        </w:rPr>
+        <w:t>/prospects → managers (sales) → CV → besoins.</w:t>
       </w:r>
     </w:p>
     <w:p>
@@ -2772,8 +3834,16 @@
         <w:rPr>
           <w:lang w:val="fr-FR"/>
         </w:rPr>
-        <w:t>Tout synchroniser sauf les business Unit et les sources des CVs</w:t>
-      </w:r>
+        <w:t xml:space="preserve">Tout synchroniser sauf les business Unit et les sources des </w:t>
+      </w:r>
+      <w:proofErr w:type="spellStart"/>
+      <w:r>
+        <w:rPr>
+          <w:lang w:val="fr-FR"/>
+        </w:rPr>
+        <w:t>CVs</w:t>
+      </w:r>
+      <w:proofErr w:type="spellEnd"/>
     </w:p>
     <w:p>
       <w:pPr>
@@ -2787,6 +3857,7 @@
           <w:lang w:val="fr-FR"/>
         </w:rPr>
       </w:pPr>
+      <w:proofErr w:type="gramStart"/>
       <w:r>
         <w:rPr>
           <w:rFonts w:ascii="Menlo" w:hAnsi="Menlo" w:cs="Menlo"/>
@@ -2797,6 +3868,7 @@
         </w:rPr>
         <w:t>python</w:t>
       </w:r>
+      <w:proofErr w:type="gramEnd"/>
       <w:r>
         <w:rPr>
           <w:rFonts w:ascii="Menlo" w:hAnsi="Menlo" w:cs="Menlo"/>
@@ -2835,8 +3907,20 @@
           <w:szCs w:val="18"/>
           <w:lang w:val="fr-FR"/>
         </w:rPr>
-        <w:t>--client-subdomain</w:t>
-      </w:r>
+        <w:t>--client-</w:t>
+      </w:r>
+      <w:proofErr w:type="spellStart"/>
+      <w:r>
+        <w:rPr>
+          <w:rFonts w:ascii="Menlo" w:hAnsi="Menlo" w:cs="Menlo"/>
+          <w:color w:val="E394DC"/>
+          <w:sz w:val="18"/>
+          <w:szCs w:val="18"/>
+          <w:lang w:val="fr-FR"/>
+        </w:rPr>
+        <w:t>subdomain</w:t>
+      </w:r>
+      <w:proofErr w:type="spellEnd"/>
       <w:r>
         <w:rPr>
           <w:rFonts w:ascii="Menlo" w:hAnsi="Menlo" w:cs="Menlo"/>
@@ -2908,8 +3992,20 @@
           <w:szCs w:val="18"/>
           <w:lang w:val="fr-FR"/>
         </w:rPr>
-        <w:t>--sync-customers</w:t>
-      </w:r>
+        <w:t>--</w:t>
+      </w:r>
+      <w:proofErr w:type="spellStart"/>
+      <w:r>
+        <w:rPr>
+          <w:rFonts w:ascii="Menlo" w:hAnsi="Menlo" w:cs="Menlo"/>
+          <w:color w:val="E394DC"/>
+          <w:sz w:val="18"/>
+          <w:szCs w:val="18"/>
+          <w:lang w:val="fr-FR"/>
+        </w:rPr>
+        <w:t>sync-customers</w:t>
+      </w:r>
+      <w:proofErr w:type="spellEnd"/>
       <w:r>
         <w:rPr>
           <w:rFonts w:ascii="Menlo" w:hAnsi="Menlo" w:cs="Menlo"/>
@@ -2928,7 +4024,29 @@
           <w:szCs w:val="18"/>
           <w:lang w:val="fr-FR"/>
         </w:rPr>
-        <w:t>--sync-besoins</w:t>
+        <w:t>--</w:t>
+      </w:r>
+      <w:proofErr w:type="spellStart"/>
+      <w:r>
+        <w:rPr>
+          <w:rFonts w:ascii="Menlo" w:hAnsi="Menlo" w:cs="Menlo"/>
+          <w:color w:val="E394DC"/>
+          <w:sz w:val="18"/>
+          <w:szCs w:val="18"/>
+          <w:lang w:val="fr-FR"/>
+        </w:rPr>
+        <w:t>sync</w:t>
+      </w:r>
+      <w:proofErr w:type="spellEnd"/>
+      <w:r>
+        <w:rPr>
+          <w:rFonts w:ascii="Menlo" w:hAnsi="Menlo" w:cs="Menlo"/>
+          <w:color w:val="E394DC"/>
+          <w:sz w:val="18"/>
+          <w:szCs w:val="18"/>
+          <w:lang w:val="fr-FR"/>
+        </w:rPr>
+        <w:t>-besoins</w:t>
       </w:r>
       <w:r>
         <w:rPr>
@@ -2948,7 +4066,29 @@
           <w:szCs w:val="18"/>
           <w:lang w:val="fr-FR"/>
         </w:rPr>
-        <w:t>--sync-contacts</w:t>
+        <w:t>--</w:t>
+      </w:r>
+      <w:proofErr w:type="spellStart"/>
+      <w:r>
+        <w:rPr>
+          <w:rFonts w:ascii="Menlo" w:hAnsi="Menlo" w:cs="Menlo"/>
+          <w:color w:val="E394DC"/>
+          <w:sz w:val="18"/>
+          <w:szCs w:val="18"/>
+          <w:lang w:val="fr-FR"/>
+        </w:rPr>
+        <w:t>sync</w:t>
+      </w:r>
+      <w:proofErr w:type="spellEnd"/>
+      <w:r>
+        <w:rPr>
+          <w:rFonts w:ascii="Menlo" w:hAnsi="Menlo" w:cs="Menlo"/>
+          <w:color w:val="E394DC"/>
+          <w:sz w:val="18"/>
+          <w:szCs w:val="18"/>
+          <w:lang w:val="fr-FR"/>
+        </w:rPr>
+        <w:t>-contacts</w:t>
       </w:r>
       <w:r>
         <w:rPr>
@@ -2968,27 +4108,55 @@
           <w:szCs w:val="18"/>
           <w:lang w:val="fr-FR"/>
         </w:rPr>
-        <w:t>--sync-cvs</w:t>
-      </w:r>
-    </w:p>
-    <w:p>
-      <w:pPr>
-        <w:rPr>
-          <w:lang w:val="fr-FR"/>
-        </w:rPr>
-      </w:pPr>
-    </w:p>
-    <w:p>
-      <w:pPr>
-        <w:rPr>
-          <w:lang w:val="fr-FR"/>
-        </w:rPr>
-      </w:pPr>
-      <w:r>
-        <w:rPr>
-          <w:lang w:val="fr-FR"/>
-        </w:rPr>
-        <w:t xml:space="preserve">Pour mettre a jour les besoins </w:t>
+        <w:t>--</w:t>
+      </w:r>
+      <w:proofErr w:type="spellStart"/>
+      <w:r>
+        <w:rPr>
+          <w:rFonts w:ascii="Menlo" w:hAnsi="Menlo" w:cs="Menlo"/>
+          <w:color w:val="E394DC"/>
+          <w:sz w:val="18"/>
+          <w:szCs w:val="18"/>
+          <w:lang w:val="fr-FR"/>
+        </w:rPr>
+        <w:t>sync-cvs</w:t>
+      </w:r>
+      <w:proofErr w:type="spellEnd"/>
+    </w:p>
+    <w:p>
+      <w:pPr>
+        <w:rPr>
+          <w:lang w:val="fr-FR"/>
+        </w:rPr>
+      </w:pPr>
+    </w:p>
+    <w:p>
+      <w:pPr>
+        <w:rPr>
+          <w:lang w:val="fr-FR"/>
+        </w:rPr>
+      </w:pPr>
+      <w:r>
+        <w:rPr>
+          <w:lang w:val="fr-FR"/>
+        </w:rPr>
+        <w:t xml:space="preserve">Pour mettre </w:t>
+      </w:r>
+      <w:proofErr w:type="spellStart"/>
+      <w:proofErr w:type="gramStart"/>
+      <w:r>
+        <w:rPr>
+          <w:lang w:val="fr-FR"/>
+        </w:rPr>
+        <w:t>a</w:t>
+      </w:r>
+      <w:proofErr w:type="spellEnd"/>
+      <w:proofErr w:type="gramEnd"/>
+      <w:r>
+        <w:rPr>
+          <w:lang w:val="fr-FR"/>
+        </w:rPr>
+        <w:t xml:space="preserve"> jour les besoins </w:t>
       </w:r>
     </w:p>
     <w:p>
@@ -3003,6 +4171,7 @@
           <w:lang w:val="fr-FR"/>
         </w:rPr>
       </w:pPr>
+      <w:proofErr w:type="gramStart"/>
       <w:r>
         <w:rPr>
           <w:rFonts w:ascii="Menlo" w:hAnsi="Menlo" w:cs="Menlo"/>
@@ -3013,6 +4182,7 @@
         </w:rPr>
         <w:t>python</w:t>
       </w:r>
+      <w:proofErr w:type="gramEnd"/>
       <w:r>
         <w:rPr>
           <w:rFonts w:ascii="Menlo" w:hAnsi="Menlo" w:cs="Menlo"/>
@@ -3051,8 +4221,20 @@
           <w:szCs w:val="18"/>
           <w:lang w:val="fr-FR"/>
         </w:rPr>
-        <w:t>--client-subdomain</w:t>
-      </w:r>
+        <w:t>--client-</w:t>
+      </w:r>
+      <w:proofErr w:type="spellStart"/>
+      <w:r>
+        <w:rPr>
+          <w:rFonts w:ascii="Menlo" w:hAnsi="Menlo" w:cs="Menlo"/>
+          <w:color w:val="E394DC"/>
+          <w:sz w:val="18"/>
+          <w:szCs w:val="18"/>
+          <w:lang w:val="fr-FR"/>
+        </w:rPr>
+        <w:t>subdomain</w:t>
+      </w:r>
+      <w:proofErr w:type="spellEnd"/>
       <w:r>
         <w:rPr>
           <w:rFonts w:ascii="Menlo" w:hAnsi="Menlo" w:cs="Menlo"/>
@@ -3091,34 +4273,100 @@
           <w:szCs w:val="18"/>
           <w:lang w:val="fr-FR"/>
         </w:rPr>
-        <w:t>--sync-besoins</w:t>
-      </w:r>
-    </w:p>
-    <w:p>
-      <w:pPr>
-        <w:rPr>
-          <w:lang w:val="fr-FR"/>
-        </w:rPr>
-      </w:pPr>
-    </w:p>
-    <w:p>
-      <w:pPr>
-        <w:rPr>
-          <w:lang w:val="fr-FR"/>
-        </w:rPr>
-      </w:pPr>
-    </w:p>
-    <w:p>
-      <w:pPr>
-        <w:rPr>
-          <w:lang w:val="fr-FR"/>
-        </w:rPr>
-      </w:pPr>
-      <w:r>
-        <w:rPr>
-          <w:lang w:val="fr-FR"/>
-        </w:rPr>
-        <w:t xml:space="preserve">Pour mettre a jour ndf, avance et payback </w:t>
+        <w:t>--</w:t>
+      </w:r>
+      <w:proofErr w:type="spellStart"/>
+      <w:r>
+        <w:rPr>
+          <w:rFonts w:ascii="Menlo" w:hAnsi="Menlo" w:cs="Menlo"/>
+          <w:color w:val="E394DC"/>
+          <w:sz w:val="18"/>
+          <w:szCs w:val="18"/>
+          <w:lang w:val="fr-FR"/>
+        </w:rPr>
+        <w:t>sync</w:t>
+      </w:r>
+      <w:proofErr w:type="spellEnd"/>
+      <w:r>
+        <w:rPr>
+          <w:rFonts w:ascii="Menlo" w:hAnsi="Menlo" w:cs="Menlo"/>
+          <w:color w:val="E394DC"/>
+          <w:sz w:val="18"/>
+          <w:szCs w:val="18"/>
+          <w:lang w:val="fr-FR"/>
+        </w:rPr>
+        <w:t>-besoins</w:t>
+      </w:r>
+    </w:p>
+    <w:p>
+      <w:pPr>
+        <w:rPr>
+          <w:lang w:val="fr-FR"/>
+        </w:rPr>
+      </w:pPr>
+    </w:p>
+    <w:p>
+      <w:pPr>
+        <w:rPr>
+          <w:lang w:val="fr-FR"/>
+        </w:rPr>
+      </w:pPr>
+    </w:p>
+    <w:p>
+      <w:pPr>
+        <w:rPr>
+          <w:lang w:val="fr-FR"/>
+        </w:rPr>
+      </w:pPr>
+      <w:r>
+        <w:rPr>
+          <w:lang w:val="fr-FR"/>
+        </w:rPr>
+        <w:t xml:space="preserve">Pour mettre </w:t>
+      </w:r>
+      <w:proofErr w:type="spellStart"/>
+      <w:proofErr w:type="gramStart"/>
+      <w:r>
+        <w:rPr>
+          <w:lang w:val="fr-FR"/>
+        </w:rPr>
+        <w:t>a</w:t>
+      </w:r>
+      <w:proofErr w:type="spellEnd"/>
+      <w:proofErr w:type="gramEnd"/>
+      <w:r>
+        <w:rPr>
+          <w:lang w:val="fr-FR"/>
+        </w:rPr>
+        <w:t xml:space="preserve"> jour </w:t>
+      </w:r>
+      <w:proofErr w:type="spellStart"/>
+      <w:r>
+        <w:rPr>
+          <w:lang w:val="fr-FR"/>
+        </w:rPr>
+        <w:t>ndf</w:t>
+      </w:r>
+      <w:proofErr w:type="spellEnd"/>
+      <w:r>
+        <w:rPr>
+          <w:lang w:val="fr-FR"/>
+        </w:rPr>
+        <w:t xml:space="preserve">, avance et </w:t>
+      </w:r>
+      <w:proofErr w:type="spellStart"/>
+      <w:r>
+        <w:rPr>
+          <w:lang w:val="fr-FR"/>
+        </w:rPr>
+        <w:t>payback</w:t>
+      </w:r>
+      <w:proofErr w:type="spellEnd"/>
+      <w:r>
+        <w:rPr>
+          <w:lang w:val="fr-FR"/>
+        </w:rPr>
+        <w:t xml:space="preserve"> </w:t>
       </w:r>
     </w:p>
     <w:p>
@@ -3211,8 +4459,19 @@
           <w:sz w:val="18"/>
           <w:szCs w:val="18"/>
         </w:rPr>
-        <w:t>--sync-ndf</w:t>
-      </w:r>
+        <w:t>--sync-</w:t>
+      </w:r>
+      <w:proofErr w:type="spellStart"/>
+      <w:r>
+        <w:rPr>
+          <w:rFonts w:ascii="Menlo" w:hAnsi="Menlo" w:cs="Menlo"/>
+          <w:color w:val="E394DC"/>
+          <w:sz w:val="18"/>
+          <w:szCs w:val="18"/>
+        </w:rPr>
+        <w:t>ndf</w:t>
+      </w:r>
+      <w:proofErr w:type="spellEnd"/>
       <w:r>
         <w:rPr>
           <w:rFonts w:ascii="Menlo" w:hAnsi="Menlo" w:cs="Menlo"/>
@@ -3220,7 +4479,27 @@
           <w:sz w:val="18"/>
           <w:szCs w:val="18"/>
         </w:rPr>
-        <w:t xml:space="preserve"> [--ndf-from </w:t>
+        <w:t xml:space="preserve"> [--</w:t>
+      </w:r>
+      <w:proofErr w:type="spellStart"/>
+      <w:r>
+        <w:rPr>
+          <w:rFonts w:ascii="Menlo" w:hAnsi="Menlo" w:cs="Menlo"/>
+          <w:color w:val="E4E4E4"/>
+          <w:sz w:val="18"/>
+          <w:szCs w:val="18"/>
+        </w:rPr>
+        <w:t>ndf</w:t>
+      </w:r>
+      <w:proofErr w:type="spellEnd"/>
+      <w:r>
+        <w:rPr>
+          <w:rFonts w:ascii="Menlo" w:hAnsi="Menlo" w:cs="Menlo"/>
+          <w:color w:val="E4E4E4"/>
+          <w:sz w:val="18"/>
+          <w:szCs w:val="18"/>
+        </w:rPr>
+        <w:t xml:space="preserve">-from </w:t>
       </w:r>
       <w:r>
         <w:rPr>
@@ -3238,7 +4517,27 @@
           <w:sz w:val="18"/>
           <w:szCs w:val="18"/>
         </w:rPr>
-        <w:t xml:space="preserve"> [--ndf-to </w:t>
+        <w:t xml:space="preserve"> [--</w:t>
+      </w:r>
+      <w:proofErr w:type="spellStart"/>
+      <w:r>
+        <w:rPr>
+          <w:rFonts w:ascii="Menlo" w:hAnsi="Menlo" w:cs="Menlo"/>
+          <w:color w:val="E4E4E4"/>
+          <w:sz w:val="18"/>
+          <w:szCs w:val="18"/>
+        </w:rPr>
+        <w:t>ndf</w:t>
+      </w:r>
+      <w:proofErr w:type="spellEnd"/>
+      <w:r>
+        <w:rPr>
+          <w:rFonts w:ascii="Menlo" w:hAnsi="Menlo" w:cs="Menlo"/>
+          <w:color w:val="E4E4E4"/>
+          <w:sz w:val="18"/>
+          <w:szCs w:val="18"/>
+        </w:rPr>
+        <w:t xml:space="preserve">-to </w:t>
       </w:r>
       <w:r>
         <w:rPr>
@@ -3262,14 +4561,14 @@
           <w:lang w:val="fr-FR"/>
         </w:rPr>
       </w:pPr>
-      <w:bookmarkStart w:id="2" w:name="_Toc220086416"/>
+      <w:bookmarkStart w:id="4" w:name="_Toc220086416"/>
       <w:r>
         <w:rPr>
           <w:lang w:val="fr-FR"/>
         </w:rPr>
         <w:t>Récupération des CVS</w:t>
       </w:r>
-      <w:bookmarkEnd w:id="2"/>
+      <w:bookmarkEnd w:id="4"/>
     </w:p>
     <w:p>
       <w:pPr>
@@ -3289,14 +4588,14 @@
           <w:lang w:val="fr-FR"/>
         </w:rPr>
       </w:pPr>
-      <w:bookmarkStart w:id="3" w:name="_Toc220086417"/>
+      <w:bookmarkStart w:id="5" w:name="_Toc220086417"/>
       <w:r>
         <w:rPr>
           <w:lang w:val="fr-FR"/>
         </w:rPr>
         <w:t>Un client spécifique</w:t>
       </w:r>
-      <w:bookmarkEnd w:id="3"/>
+      <w:bookmarkEnd w:id="5"/>
     </w:p>
     <w:p>
       <w:pPr>
@@ -3320,8 +4619,22 @@
           <w:szCs w:val="18"/>
           <w:lang w:val="fr-FR"/>
         </w:rPr>
-        <w:t># Synchroniser tous les CVs</w:t>
-      </w:r>
+        <w:t xml:space="preserve"># Synchroniser tous les </w:t>
+      </w:r>
+      <w:proofErr w:type="spellStart"/>
+      <w:r>
+        <w:rPr>
+          <w:rFonts w:ascii="Menlo" w:hAnsi="Menlo" w:cs="Menlo"/>
+          <w:i/>
+          <w:iCs/>
+          <w:color w:val="E4E4E4"/>
+          <w:sz w:val="18"/>
+          <w:szCs w:val="18"/>
+          <w:lang w:val="fr-FR"/>
+        </w:rPr>
+        <w:t>CVs</w:t>
+      </w:r>
+      <w:proofErr w:type="spellEnd"/>
     </w:p>
     <w:p>
       <w:pPr>
@@ -3335,6 +4648,7 @@
           <w:lang w:val="fr-FR"/>
         </w:rPr>
       </w:pPr>
+      <w:proofErr w:type="gramStart"/>
       <w:r>
         <w:rPr>
           <w:rFonts w:ascii="Menlo" w:hAnsi="Menlo" w:cs="Menlo"/>
@@ -3343,7 +4657,18 @@
           <w:szCs w:val="18"/>
           <w:lang w:val="fr-FR"/>
         </w:rPr>
-        <w:t>python3</w:t>
+        <w:t>python</w:t>
+      </w:r>
+      <w:proofErr w:type="gramEnd"/>
+      <w:r>
+        <w:rPr>
+          <w:rFonts w:ascii="Menlo" w:hAnsi="Menlo" w:cs="Menlo"/>
+          <w:color w:val="EFB080"/>
+          <w:sz w:val="18"/>
+          <w:szCs w:val="18"/>
+          <w:lang w:val="fr-FR"/>
+        </w:rPr>
+        <w:t>3</w:t>
       </w:r>
       <w:r>
         <w:rPr>
@@ -3383,8 +4708,20 @@
           <w:szCs w:val="18"/>
           <w:lang w:val="fr-FR"/>
         </w:rPr>
-        <w:t>--client-subdomain</w:t>
-      </w:r>
+        <w:t>--client-</w:t>
+      </w:r>
+      <w:proofErr w:type="spellStart"/>
+      <w:r>
+        <w:rPr>
+          <w:rFonts w:ascii="Menlo" w:hAnsi="Menlo" w:cs="Menlo"/>
+          <w:color w:val="E394DC"/>
+          <w:sz w:val="18"/>
+          <w:szCs w:val="18"/>
+          <w:lang w:val="fr-FR"/>
+        </w:rPr>
+        <w:t>subdomain</w:t>
+      </w:r>
+      <w:proofErr w:type="spellEnd"/>
       <w:r>
         <w:rPr>
           <w:rFonts w:ascii="Menlo" w:hAnsi="Menlo" w:cs="Menlo"/>
@@ -3405,6 +4742,7 @@
         </w:rPr>
         <w:t>&lt;</w:t>
       </w:r>
+      <w:proofErr w:type="spellStart"/>
       <w:r>
         <w:rPr>
           <w:rFonts w:ascii="Menlo" w:hAnsi="Menlo" w:cs="Menlo"/>
@@ -3425,6 +4763,7 @@
         </w:rPr>
         <w:t>n</w:t>
       </w:r>
+      <w:proofErr w:type="spellEnd"/>
       <w:r>
         <w:rPr>
           <w:rFonts w:ascii="Menlo" w:hAnsi="Menlo" w:cs="Menlo"/>
@@ -3453,8 +4792,20 @@
           <w:szCs w:val="18"/>
           <w:lang w:val="fr-FR"/>
         </w:rPr>
-        <w:t>--sync-cvs</w:t>
-      </w:r>
+        <w:t>--</w:t>
+      </w:r>
+      <w:proofErr w:type="spellStart"/>
+      <w:r>
+        <w:rPr>
+          <w:rFonts w:ascii="Menlo" w:hAnsi="Menlo" w:cs="Menlo"/>
+          <w:color w:val="E394DC"/>
+          <w:sz w:val="18"/>
+          <w:szCs w:val="18"/>
+          <w:lang w:val="fr-FR"/>
+        </w:rPr>
+        <w:t>sync-cvs</w:t>
+      </w:r>
+      <w:proofErr w:type="spellEnd"/>
     </w:p>
     <w:p>
       <w:pPr>
@@ -3481,6 +4832,7 @@
           <w:lang w:val="fr-FR"/>
         </w:rPr>
       </w:pPr>
+      <w:proofErr w:type="gramStart"/>
       <w:r>
         <w:rPr>
           <w:rFonts w:ascii="Menlo" w:hAnsi="Menlo" w:cs="Menlo"/>
@@ -3489,7 +4841,18 @@
           <w:szCs w:val="18"/>
           <w:lang w:val="fr-FR"/>
         </w:rPr>
-        <w:t>python3</w:t>
+        <w:t>python</w:t>
+      </w:r>
+      <w:proofErr w:type="gramEnd"/>
+      <w:r>
+        <w:rPr>
+          <w:rFonts w:ascii="Menlo" w:hAnsi="Menlo" w:cs="Menlo"/>
+          <w:color w:val="EFB080"/>
+          <w:sz w:val="18"/>
+          <w:szCs w:val="18"/>
+          <w:lang w:val="fr-FR"/>
+        </w:rPr>
+        <w:t>3</w:t>
       </w:r>
       <w:r>
         <w:rPr>
@@ -3529,8 +4892,20 @@
           <w:szCs w:val="18"/>
           <w:lang w:val="fr-FR"/>
         </w:rPr>
-        <w:t>--client-subdomain</w:t>
-      </w:r>
+        <w:t>--client-</w:t>
+      </w:r>
+      <w:proofErr w:type="spellStart"/>
+      <w:r>
+        <w:rPr>
+          <w:rFonts w:ascii="Menlo" w:hAnsi="Menlo" w:cs="Menlo"/>
+          <w:color w:val="E394DC"/>
+          <w:sz w:val="18"/>
+          <w:szCs w:val="18"/>
+          <w:lang w:val="fr-FR"/>
+        </w:rPr>
+        <w:t>subdomain</w:t>
+      </w:r>
+      <w:proofErr w:type="spellEnd"/>
       <w:r>
         <w:rPr>
           <w:rFonts w:ascii="Menlo" w:hAnsi="Menlo" w:cs="Menlo"/>
@@ -3541,6 +4916,7 @@
         </w:rPr>
         <w:t xml:space="preserve"> </w:t>
       </w:r>
+      <w:proofErr w:type="spellStart"/>
       <w:r>
         <w:rPr>
           <w:rFonts w:ascii="Menlo" w:hAnsi="Menlo" w:cs="Menlo"/>
@@ -3551,6 +4927,7 @@
         </w:rPr>
         <w:t>elitys</w:t>
       </w:r>
+      <w:proofErr w:type="spellEnd"/>
       <w:r>
         <w:rPr>
           <w:rFonts w:ascii="Menlo" w:hAnsi="Menlo" w:cs="Menlo"/>
@@ -3569,8 +4946,20 @@
           <w:szCs w:val="18"/>
           <w:lang w:val="fr-FR"/>
         </w:rPr>
-        <w:t>--sync-cvs</w:t>
-      </w:r>
+        <w:t>--</w:t>
+      </w:r>
+      <w:proofErr w:type="spellStart"/>
+      <w:r>
+        <w:rPr>
+          <w:rFonts w:ascii="Menlo" w:hAnsi="Menlo" w:cs="Menlo"/>
+          <w:color w:val="E394DC"/>
+          <w:sz w:val="18"/>
+          <w:szCs w:val="18"/>
+          <w:lang w:val="fr-FR"/>
+        </w:rPr>
+        <w:t>sync-cvs</w:t>
+      </w:r>
+      <w:proofErr w:type="spellEnd"/>
     </w:p>
     <w:p>
       <w:pPr>
@@ -3603,14 +4992,14 @@
           <w:lang w:val="fr-FR"/>
         </w:rPr>
       </w:pPr>
-      <w:bookmarkStart w:id="4" w:name="_Toc220086418"/>
+      <w:bookmarkStart w:id="6" w:name="_Toc220086418"/>
       <w:r>
         <w:rPr>
           <w:lang w:val="fr-FR"/>
         </w:rPr>
         <w:t>Un CV spécifique</w:t>
       </w:r>
-      <w:bookmarkEnd w:id="4"/>
+      <w:bookmarkEnd w:id="6"/>
     </w:p>
     <w:p>
       <w:pPr>
@@ -3649,6 +5038,7 @@
           <w:lang w:val="fr-FR"/>
         </w:rPr>
       </w:pPr>
+      <w:proofErr w:type="gramStart"/>
       <w:r>
         <w:rPr>
           <w:rFonts w:ascii="Menlo" w:hAnsi="Menlo" w:cs="Menlo"/>
@@ -3657,7 +5047,18 @@
           <w:szCs w:val="18"/>
           <w:lang w:val="fr-FR"/>
         </w:rPr>
-        <w:t>python3</w:t>
+        <w:t>python</w:t>
+      </w:r>
+      <w:proofErr w:type="gramEnd"/>
+      <w:r>
+        <w:rPr>
+          <w:rFonts w:ascii="Menlo" w:hAnsi="Menlo" w:cs="Menlo"/>
+          <w:color w:val="EFB080"/>
+          <w:sz w:val="18"/>
+          <w:szCs w:val="18"/>
+          <w:lang w:val="fr-FR"/>
+        </w:rPr>
+        <w:t>3</w:t>
       </w:r>
       <w:r>
         <w:rPr>
@@ -3697,8 +5098,20 @@
           <w:szCs w:val="18"/>
           <w:lang w:val="fr-FR"/>
         </w:rPr>
-        <w:t>--client-subdomain</w:t>
-      </w:r>
+        <w:t>--client-</w:t>
+      </w:r>
+      <w:proofErr w:type="spellStart"/>
+      <w:r>
+        <w:rPr>
+          <w:rFonts w:ascii="Menlo" w:hAnsi="Menlo" w:cs="Menlo"/>
+          <w:color w:val="E394DC"/>
+          <w:sz w:val="18"/>
+          <w:szCs w:val="18"/>
+          <w:lang w:val="fr-FR"/>
+        </w:rPr>
+        <w:t>subdomain</w:t>
+      </w:r>
+      <w:proofErr w:type="spellEnd"/>
       <w:r>
         <w:rPr>
           <w:rFonts w:ascii="Menlo" w:hAnsi="Menlo" w:cs="Menlo"/>
@@ -3719,6 +5132,7 @@
         </w:rPr>
         <w:t>&lt;</w:t>
       </w:r>
+      <w:proofErr w:type="spellStart"/>
       <w:r>
         <w:rPr>
           <w:rFonts w:ascii="Menlo" w:hAnsi="Menlo" w:cs="Menlo"/>
@@ -3739,6 +5153,7 @@
         </w:rPr>
         <w:t>n</w:t>
       </w:r>
+      <w:proofErr w:type="spellEnd"/>
       <w:r>
         <w:rPr>
           <w:rFonts w:ascii="Menlo" w:hAnsi="Menlo" w:cs="Menlo"/>
@@ -3767,8 +5182,20 @@
           <w:szCs w:val="18"/>
           <w:lang w:val="fr-FR"/>
         </w:rPr>
-        <w:t>--cv-filename</w:t>
-      </w:r>
+        <w:t>--cv-</w:t>
+      </w:r>
+      <w:proofErr w:type="spellStart"/>
+      <w:r>
+        <w:rPr>
+          <w:rFonts w:ascii="Menlo" w:hAnsi="Menlo" w:cs="Menlo"/>
+          <w:color w:val="E394DC"/>
+          <w:sz w:val="18"/>
+          <w:szCs w:val="18"/>
+          <w:lang w:val="fr-FR"/>
+        </w:rPr>
+        <w:t>filename</w:t>
+      </w:r>
+      <w:proofErr w:type="spellEnd"/>
       <w:r>
         <w:rPr>
           <w:rFonts w:ascii="Menlo" w:hAnsi="Menlo" w:cs="Menlo"/>
@@ -3815,6 +5242,7 @@
           <w:lang w:val="fr-FR"/>
         </w:rPr>
       </w:pPr>
+      <w:proofErr w:type="gramStart"/>
       <w:r>
         <w:rPr>
           <w:rFonts w:ascii="Menlo" w:hAnsi="Menlo" w:cs="Menlo"/>
@@ -3823,7 +5251,18 @@
           <w:szCs w:val="18"/>
           <w:lang w:val="fr-FR"/>
         </w:rPr>
-        <w:t>python3</w:t>
+        <w:t>python</w:t>
+      </w:r>
+      <w:proofErr w:type="gramEnd"/>
+      <w:r>
+        <w:rPr>
+          <w:rFonts w:ascii="Menlo" w:hAnsi="Menlo" w:cs="Menlo"/>
+          <w:color w:val="EFB080"/>
+          <w:sz w:val="18"/>
+          <w:szCs w:val="18"/>
+          <w:lang w:val="fr-FR"/>
+        </w:rPr>
+        <w:t>3</w:t>
       </w:r>
       <w:r>
         <w:rPr>
@@ -3863,8 +5302,20 @@
           <w:szCs w:val="18"/>
           <w:lang w:val="fr-FR"/>
         </w:rPr>
-        <w:t>--client-subdomain</w:t>
-      </w:r>
+        <w:t>--client-</w:t>
+      </w:r>
+      <w:proofErr w:type="spellStart"/>
+      <w:r>
+        <w:rPr>
+          <w:rFonts w:ascii="Menlo" w:hAnsi="Menlo" w:cs="Menlo"/>
+          <w:color w:val="E394DC"/>
+          <w:sz w:val="18"/>
+          <w:szCs w:val="18"/>
+          <w:lang w:val="fr-FR"/>
+        </w:rPr>
+        <w:t>subdomain</w:t>
+      </w:r>
+      <w:proofErr w:type="spellEnd"/>
       <w:r>
         <w:rPr>
           <w:rFonts w:ascii="Menlo" w:hAnsi="Menlo" w:cs="Menlo"/>
@@ -3875,6 +5326,7 @@
         </w:rPr>
         <w:t xml:space="preserve"> </w:t>
       </w:r>
+      <w:proofErr w:type="spellStart"/>
       <w:r>
         <w:rPr>
           <w:rFonts w:ascii="Menlo" w:hAnsi="Menlo" w:cs="Menlo"/>
@@ -3885,6 +5337,7 @@
         </w:rPr>
         <w:t>elitys</w:t>
       </w:r>
+      <w:proofErr w:type="spellEnd"/>
       <w:r>
         <w:rPr>
           <w:rFonts w:ascii="Menlo" w:hAnsi="Menlo" w:cs="Menlo"/>
@@ -3903,8 +5356,20 @@
           <w:szCs w:val="18"/>
           <w:lang w:val="fr-FR"/>
         </w:rPr>
-        <w:t>--cv-filename</w:t>
-      </w:r>
+        <w:t>--cv-</w:t>
+      </w:r>
+      <w:proofErr w:type="spellStart"/>
+      <w:r>
+        <w:rPr>
+          <w:rFonts w:ascii="Menlo" w:hAnsi="Menlo" w:cs="Menlo"/>
+          <w:color w:val="E394DC"/>
+          <w:sz w:val="18"/>
+          <w:szCs w:val="18"/>
+          <w:lang w:val="fr-FR"/>
+        </w:rPr>
+        <w:t>filename</w:t>
+      </w:r>
+      <w:proofErr w:type="spellEnd"/>
       <w:r>
         <w:rPr>
           <w:rFonts w:ascii="Menlo" w:hAnsi="Menlo" w:cs="Menlo"/>
@@ -3957,14 +5422,14 @@
           <w:lang w:val="fr-FR"/>
         </w:rPr>
       </w:pPr>
-      <w:bookmarkStart w:id="5" w:name="_Toc220086419"/>
+      <w:bookmarkStart w:id="7" w:name="_Toc220086419"/>
       <w:r>
         <w:rPr>
           <w:lang w:val="fr-FR"/>
         </w:rPr>
         <w:t>Mode test</w:t>
       </w:r>
-      <w:bookmarkEnd w:id="5"/>
+      <w:bookmarkEnd w:id="7"/>
     </w:p>
     <w:p>
       <w:pPr>
@@ -4003,6 +5468,7 @@
           <w:lang w:val="fr-FR"/>
         </w:rPr>
       </w:pPr>
+      <w:proofErr w:type="gramStart"/>
       <w:r>
         <w:rPr>
           <w:rFonts w:ascii="Menlo" w:hAnsi="Menlo" w:cs="Menlo"/>
@@ -4011,7 +5477,18 @@
           <w:szCs w:val="18"/>
           <w:lang w:val="fr-FR"/>
         </w:rPr>
-        <w:t>python3</w:t>
+        <w:t>python</w:t>
+      </w:r>
+      <w:proofErr w:type="gramEnd"/>
+      <w:r>
+        <w:rPr>
+          <w:rFonts w:ascii="Menlo" w:hAnsi="Menlo" w:cs="Menlo"/>
+          <w:color w:val="EFB080"/>
+          <w:sz w:val="18"/>
+          <w:szCs w:val="18"/>
+          <w:lang w:val="fr-FR"/>
+        </w:rPr>
+        <w:t>3</w:t>
       </w:r>
       <w:r>
         <w:rPr>
@@ -4051,8 +5528,20 @@
           <w:szCs w:val="18"/>
           <w:lang w:val="fr-FR"/>
         </w:rPr>
-        <w:t>--client-subdomain</w:t>
-      </w:r>
+        <w:t>--client-</w:t>
+      </w:r>
+      <w:proofErr w:type="spellStart"/>
+      <w:r>
+        <w:rPr>
+          <w:rFonts w:ascii="Menlo" w:hAnsi="Menlo" w:cs="Menlo"/>
+          <w:color w:val="E394DC"/>
+          <w:sz w:val="18"/>
+          <w:szCs w:val="18"/>
+          <w:lang w:val="fr-FR"/>
+        </w:rPr>
+        <w:t>subdomain</w:t>
+      </w:r>
+      <w:proofErr w:type="spellEnd"/>
       <w:r>
         <w:rPr>
           <w:rFonts w:ascii="Menlo" w:hAnsi="Menlo" w:cs="Menlo"/>
@@ -4073,6 +5562,7 @@
         </w:rPr>
         <w:t>&lt;</w:t>
       </w:r>
+      <w:proofErr w:type="spellStart"/>
       <w:r>
         <w:rPr>
           <w:rFonts w:ascii="Menlo" w:hAnsi="Menlo" w:cs="Menlo"/>
@@ -4093,6 +5583,7 @@
         </w:rPr>
         <w:t>n</w:t>
       </w:r>
+      <w:proofErr w:type="spellEnd"/>
       <w:r>
         <w:rPr>
           <w:rFonts w:ascii="Menlo" w:hAnsi="Menlo" w:cs="Menlo"/>
@@ -4121,8 +5612,20 @@
           <w:szCs w:val="18"/>
           <w:lang w:val="fr-FR"/>
         </w:rPr>
-        <w:t>--sync-cvs</w:t>
-      </w:r>
+        <w:t>--</w:t>
+      </w:r>
+      <w:proofErr w:type="spellStart"/>
+      <w:r>
+        <w:rPr>
+          <w:rFonts w:ascii="Menlo" w:hAnsi="Menlo" w:cs="Menlo"/>
+          <w:color w:val="E394DC"/>
+          <w:sz w:val="18"/>
+          <w:szCs w:val="18"/>
+          <w:lang w:val="fr-FR"/>
+        </w:rPr>
+        <w:t>sync-cvs</w:t>
+      </w:r>
+      <w:proofErr w:type="spellEnd"/>
       <w:r>
         <w:rPr>
           <w:rFonts w:ascii="Menlo" w:hAnsi="Menlo" w:cs="Menlo"/>
@@ -4162,7 +5665,7 @@
           <w:lang w:val="fr-FR"/>
         </w:rPr>
       </w:pPr>
-      <w:bookmarkStart w:id="6" w:name="_Toc220086420"/>
+      <w:bookmarkStart w:id="8" w:name="_Toc220086420"/>
       <w:r>
         <w:rPr>
           <w:lang w:val="fr-FR"/>
@@ -4175,7 +5678,7 @@
         </w:rPr>
         <w:t>un statut</w:t>
       </w:r>
-      <w:bookmarkEnd w:id="6"/>
+      <w:bookmarkEnd w:id="8"/>
       <w:r>
         <w:rPr>
           <w:lang w:val="fr-FR"/>
@@ -4244,20 +5747,84 @@
         <w:rPr>
           <w:lang w:val="fr-FR"/>
         </w:rPr>
-        <w:t># Synchroniser uniquement les candidats (cand-XXX)</w:t>
-      </w:r>
-    </w:p>
-    <w:p>
-      <w:pPr>
-        <w:rPr>
-          <w:lang w:val="fr-FR"/>
-        </w:rPr>
-      </w:pPr>
-      <w:r>
-        <w:rPr>
-          <w:lang w:val="fr-FR"/>
-        </w:rPr>
-        <w:t>python scripts/migration/sync_from_vsa.py --client-subdomain &lt;subdomain&gt; --sync-cvs --cv-type candidat</w:t>
+        <w:t># Synchroniser uniquement les candidats (</w:t>
+      </w:r>
+      <w:proofErr w:type="spellStart"/>
+      <w:r>
+        <w:rPr>
+          <w:lang w:val="fr-FR"/>
+        </w:rPr>
+        <w:t>cand</w:t>
+      </w:r>
+      <w:proofErr w:type="spellEnd"/>
+      <w:r>
+        <w:rPr>
+          <w:lang w:val="fr-FR"/>
+        </w:rPr>
+        <w:t>-XXX)</w:t>
+      </w:r>
+    </w:p>
+    <w:p>
+      <w:pPr>
+        <w:rPr>
+          <w:lang w:val="fr-FR"/>
+        </w:rPr>
+      </w:pPr>
+      <w:proofErr w:type="gramStart"/>
+      <w:r>
+        <w:rPr>
+          <w:lang w:val="fr-FR"/>
+        </w:rPr>
+        <w:t>python</w:t>
+      </w:r>
+      <w:proofErr w:type="gramEnd"/>
+      <w:r>
+        <w:rPr>
+          <w:lang w:val="fr-FR"/>
+        </w:rPr>
+        <w:t xml:space="preserve"> scripts/migration/sync_from_vsa.py --client-</w:t>
+      </w:r>
+      <w:proofErr w:type="spellStart"/>
+      <w:r>
+        <w:rPr>
+          <w:lang w:val="fr-FR"/>
+        </w:rPr>
+        <w:t>subdomain</w:t>
+      </w:r>
+      <w:proofErr w:type="spellEnd"/>
+      <w:r>
+        <w:rPr>
+          <w:lang w:val="fr-FR"/>
+        </w:rPr>
+        <w:t xml:space="preserve"> &lt;</w:t>
+      </w:r>
+      <w:proofErr w:type="spellStart"/>
+      <w:r>
+        <w:rPr>
+          <w:lang w:val="fr-FR"/>
+        </w:rPr>
+        <w:t>subdomain</w:t>
+      </w:r>
+      <w:proofErr w:type="spellEnd"/>
+      <w:r>
+        <w:rPr>
+          <w:lang w:val="fr-FR"/>
+        </w:rPr>
+        <w:t>&gt; --</w:t>
+      </w:r>
+      <w:proofErr w:type="spellStart"/>
+      <w:r>
+        <w:rPr>
+          <w:lang w:val="fr-FR"/>
+        </w:rPr>
+        <w:t>sync-cvs</w:t>
+      </w:r>
+      <w:proofErr w:type="spellEnd"/>
+      <w:r>
+        <w:rPr>
+          <w:lang w:val="fr-FR"/>
+        </w:rPr>
+        <w:t xml:space="preserve"> --cv-type candidat</w:t>
       </w:r>
     </w:p>
     <w:p>
@@ -4288,45 +5855,147 @@
         <w:rPr>
           <w:lang w:val="fr-FR"/>
         </w:rPr>
-        <w:t># Synchroniser uniquement les internes (int-XXX)</w:t>
-      </w:r>
-    </w:p>
-    <w:p>
-      <w:pPr>
-        <w:rPr>
-          <w:lang w:val="fr-FR"/>
-        </w:rPr>
-      </w:pPr>
-      <w:r>
-        <w:rPr>
-          <w:lang w:val="fr-FR"/>
-        </w:rPr>
-        <w:t>python scripts/migration/sync_from_vsa.py --client-subdomain &lt;subdomain&gt; --sync-cvs --cv-type interne</w:t>
-      </w:r>
-    </w:p>
-    <w:p>
-      <w:pPr>
-        <w:rPr>
-          <w:lang w:val="fr-FR"/>
-        </w:rPr>
-      </w:pPr>
-      <w:r>
-        <w:rPr>
-          <w:lang w:val="fr-FR"/>
-        </w:rPr>
-        <w:t xml:space="preserve">python scripts/migration/sync_from_vsa.py --client-subdomain </w:t>
-      </w:r>
+        <w:t># Synchroniser uniquement les internes (</w:t>
+      </w:r>
+      <w:proofErr w:type="spellStart"/>
+      <w:r>
+        <w:rPr>
+          <w:lang w:val="fr-FR"/>
+        </w:rPr>
+        <w:t>int</w:t>
+      </w:r>
+      <w:proofErr w:type="spellEnd"/>
+      <w:r>
+        <w:rPr>
+          <w:lang w:val="fr-FR"/>
+        </w:rPr>
+        <w:t>-XXX)</w:t>
+      </w:r>
+    </w:p>
+    <w:p>
+      <w:pPr>
+        <w:rPr>
+          <w:lang w:val="fr-FR"/>
+        </w:rPr>
+      </w:pPr>
+      <w:proofErr w:type="gramStart"/>
+      <w:r>
+        <w:rPr>
+          <w:lang w:val="fr-FR"/>
+        </w:rPr>
+        <w:t>python</w:t>
+      </w:r>
+      <w:proofErr w:type="gramEnd"/>
+      <w:r>
+        <w:rPr>
+          <w:lang w:val="fr-FR"/>
+        </w:rPr>
+        <w:t xml:space="preserve"> scripts/migration/sync_from_vsa.py --client-</w:t>
+      </w:r>
+      <w:proofErr w:type="spellStart"/>
+      <w:r>
+        <w:rPr>
+          <w:lang w:val="fr-FR"/>
+        </w:rPr>
+        <w:t>subdomain</w:t>
+      </w:r>
+      <w:proofErr w:type="spellEnd"/>
+      <w:r>
+        <w:rPr>
+          <w:lang w:val="fr-FR"/>
+        </w:rPr>
+        <w:t xml:space="preserve"> &lt;</w:t>
+      </w:r>
+      <w:proofErr w:type="spellStart"/>
+      <w:r>
+        <w:rPr>
+          <w:lang w:val="fr-FR"/>
+        </w:rPr>
+        <w:t>subdomain</w:t>
+      </w:r>
+      <w:proofErr w:type="spellEnd"/>
+      <w:r>
+        <w:rPr>
+          <w:lang w:val="fr-FR"/>
+        </w:rPr>
+        <w:t>&gt; --</w:t>
+      </w:r>
+      <w:proofErr w:type="spellStart"/>
+      <w:r>
+        <w:rPr>
+          <w:lang w:val="fr-FR"/>
+        </w:rPr>
+        <w:t>sync-cvs</w:t>
+      </w:r>
+      <w:proofErr w:type="spellEnd"/>
+      <w:r>
+        <w:rPr>
+          <w:lang w:val="fr-FR"/>
+        </w:rPr>
+        <w:t xml:space="preserve"> --cv-type interne</w:t>
+      </w:r>
+    </w:p>
+    <w:p>
+      <w:pPr>
+        <w:rPr>
+          <w:lang w:val="fr-FR"/>
+        </w:rPr>
+      </w:pPr>
+      <w:proofErr w:type="gramStart"/>
+      <w:r>
+        <w:rPr>
+          <w:lang w:val="fr-FR"/>
+        </w:rPr>
+        <w:t>python</w:t>
+      </w:r>
+      <w:proofErr w:type="gramEnd"/>
+      <w:r>
+        <w:rPr>
+          <w:lang w:val="fr-FR"/>
+        </w:rPr>
+        <w:t xml:space="preserve"> scripts/migration/sync_from_vsa.py --client-</w:t>
+      </w:r>
+      <w:proofErr w:type="spellStart"/>
+      <w:r>
+        <w:rPr>
+          <w:lang w:val="fr-FR"/>
+        </w:rPr>
+        <w:t>subdomain</w:t>
+      </w:r>
+      <w:proofErr w:type="spellEnd"/>
+      <w:r>
+        <w:rPr>
+          <w:lang w:val="fr-FR"/>
+        </w:rPr>
+        <w:t xml:space="preserve"> </w:t>
+      </w:r>
+      <w:proofErr w:type="spellStart"/>
       <w:r>
         <w:rPr>
           <w:lang w:val="fr-FR"/>
         </w:rPr>
         <w:t>elitys</w:t>
       </w:r>
-      <w:r>
-        <w:rPr>
-          <w:lang w:val="fr-FR"/>
-        </w:rPr>
-        <w:t xml:space="preserve"> --sync-cvs --cv-type interne</w:t>
+      <w:proofErr w:type="spellEnd"/>
+      <w:r>
+        <w:rPr>
+          <w:lang w:val="fr-FR"/>
+        </w:rPr>
+        <w:t xml:space="preserve"> --</w:t>
+      </w:r>
+      <w:proofErr w:type="spellStart"/>
+      <w:r>
+        <w:rPr>
+          <w:lang w:val="fr-FR"/>
+        </w:rPr>
+        <w:t>sync-cvs</w:t>
+      </w:r>
+      <w:proofErr w:type="spellEnd"/>
+      <w:r>
+        <w:rPr>
+          <w:lang w:val="fr-FR"/>
+        </w:rPr>
+        <w:t xml:space="preserve"> --cv-type interne</w:t>
       </w:r>
     </w:p>
     <w:p>
@@ -4370,20 +6039,84 @@
         <w:rPr>
           <w:lang w:val="fr-FR"/>
         </w:rPr>
-        <w:t># Synchroniser uniquement les externes (ext-XXX)</w:t>
-      </w:r>
-    </w:p>
-    <w:p>
-      <w:pPr>
-        <w:rPr>
-          <w:lang w:val="fr-FR"/>
-        </w:rPr>
-      </w:pPr>
-      <w:r>
-        <w:rPr>
-          <w:lang w:val="fr-FR"/>
-        </w:rPr>
-        <w:t>python scripts/migration/sync_from_vsa.py --client-subdomain &lt;subdomain&gt; --sync-cvs --cv-type externe</w:t>
+        <w:t># Synchroniser uniquement les externes (</w:t>
+      </w:r>
+      <w:proofErr w:type="spellStart"/>
+      <w:r>
+        <w:rPr>
+          <w:lang w:val="fr-FR"/>
+        </w:rPr>
+        <w:t>ext</w:t>
+      </w:r>
+      <w:proofErr w:type="spellEnd"/>
+      <w:r>
+        <w:rPr>
+          <w:lang w:val="fr-FR"/>
+        </w:rPr>
+        <w:t>-XXX)</w:t>
+      </w:r>
+    </w:p>
+    <w:p>
+      <w:pPr>
+        <w:rPr>
+          <w:lang w:val="fr-FR"/>
+        </w:rPr>
+      </w:pPr>
+      <w:proofErr w:type="gramStart"/>
+      <w:r>
+        <w:rPr>
+          <w:lang w:val="fr-FR"/>
+        </w:rPr>
+        <w:t>python</w:t>
+      </w:r>
+      <w:proofErr w:type="gramEnd"/>
+      <w:r>
+        <w:rPr>
+          <w:lang w:val="fr-FR"/>
+        </w:rPr>
+        <w:t xml:space="preserve"> scripts/migration/sync_from_vsa.py --client-</w:t>
+      </w:r>
+      <w:proofErr w:type="spellStart"/>
+      <w:r>
+        <w:rPr>
+          <w:lang w:val="fr-FR"/>
+        </w:rPr>
+        <w:t>subdomain</w:t>
+      </w:r>
+      <w:proofErr w:type="spellEnd"/>
+      <w:r>
+        <w:rPr>
+          <w:lang w:val="fr-FR"/>
+        </w:rPr>
+        <w:t xml:space="preserve"> &lt;</w:t>
+      </w:r>
+      <w:proofErr w:type="spellStart"/>
+      <w:r>
+        <w:rPr>
+          <w:lang w:val="fr-FR"/>
+        </w:rPr>
+        <w:t>subdomain</w:t>
+      </w:r>
+      <w:proofErr w:type="spellEnd"/>
+      <w:r>
+        <w:rPr>
+          <w:lang w:val="fr-FR"/>
+        </w:rPr>
+        <w:t>&gt; --</w:t>
+      </w:r>
+      <w:proofErr w:type="spellStart"/>
+      <w:r>
+        <w:rPr>
+          <w:lang w:val="fr-FR"/>
+        </w:rPr>
+        <w:t>sync-cvs</w:t>
+      </w:r>
+      <w:proofErr w:type="spellEnd"/>
+      <w:r>
+        <w:rPr>
+          <w:lang w:val="fr-FR"/>
+        </w:rPr>
+        <w:t xml:space="preserve"> --cv-type externe</w:t>
       </w:r>
     </w:p>
     <w:p>
@@ -4441,12 +6174,42 @@
           <w:lang w:val="fr-FR"/>
         </w:rPr>
       </w:pPr>
-      <w:r>
-        <w:rPr>
-          <w:lang w:val="fr-FR"/>
-        </w:rPr>
-        <w:t>python scripts/migration/fix_na_cvs.py --client-subdomain monclient</w:t>
-      </w:r>
+      <w:proofErr w:type="gramStart"/>
+      <w:r>
+        <w:rPr>
+          <w:lang w:val="fr-FR"/>
+        </w:rPr>
+        <w:t>python</w:t>
+      </w:r>
+      <w:proofErr w:type="gramEnd"/>
+      <w:r>
+        <w:rPr>
+          <w:lang w:val="fr-FR"/>
+        </w:rPr>
+        <w:t xml:space="preserve"> scripts/migration/fix_na_cvs.py --client-</w:t>
+      </w:r>
+      <w:proofErr w:type="spellStart"/>
+      <w:r>
+        <w:rPr>
+          <w:lang w:val="fr-FR"/>
+        </w:rPr>
+        <w:t>subdomain</w:t>
+      </w:r>
+      <w:proofErr w:type="spellEnd"/>
+      <w:r>
+        <w:rPr>
+          <w:lang w:val="fr-FR"/>
+        </w:rPr>
+        <w:t xml:space="preserve"> </w:t>
+      </w:r>
+      <w:proofErr w:type="spellStart"/>
+      <w:r>
+        <w:rPr>
+          <w:lang w:val="fr-FR"/>
+        </w:rPr>
+        <w:t>monclient</w:t>
+      </w:r>
+      <w:proofErr w:type="spellEnd"/>
     </w:p>
     <w:p>
       <w:pPr>
@@ -4505,31 +6268,95 @@
           <w:lang w:val="fr-FR"/>
         </w:rPr>
       </w:pPr>
-      <w:r>
-        <w:rPr>
-          <w:lang w:val="fr-FR"/>
-        </w:rPr>
-        <w:t xml:space="preserve">Recuperer les informations grace au numero de securite sociale </w:t>
-      </w:r>
-    </w:p>
-    <w:p>
-      <w:pPr>
-        <w:rPr>
-          <w:lang w:val="fr-FR"/>
-        </w:rPr>
-      </w:pPr>
-    </w:p>
-    <w:p>
-      <w:pPr>
-        <w:rPr>
-          <w:lang w:val="fr-FR"/>
-        </w:rPr>
-      </w:pPr>
-      <w:r>
-        <w:rPr>
-          <w:lang w:val="fr-FR"/>
-        </w:rPr>
-        <w:t xml:space="preserve">Pour tester si les informatiosn sont bonnes </w:t>
+      <w:proofErr w:type="spellStart"/>
+      <w:r>
+        <w:rPr>
+          <w:lang w:val="fr-FR"/>
+        </w:rPr>
+        <w:t>Recuperer</w:t>
+      </w:r>
+      <w:proofErr w:type="spellEnd"/>
+      <w:r>
+        <w:rPr>
+          <w:lang w:val="fr-FR"/>
+        </w:rPr>
+        <w:t xml:space="preserve"> les informations </w:t>
+      </w:r>
+      <w:proofErr w:type="spellStart"/>
+      <w:r>
+        <w:rPr>
+          <w:lang w:val="fr-FR"/>
+        </w:rPr>
+        <w:t>grace</w:t>
+      </w:r>
+      <w:proofErr w:type="spellEnd"/>
+      <w:r>
+        <w:rPr>
+          <w:lang w:val="fr-FR"/>
+        </w:rPr>
+        <w:t xml:space="preserve"> au </w:t>
+      </w:r>
+      <w:proofErr w:type="spellStart"/>
+      <w:r>
+        <w:rPr>
+          <w:lang w:val="fr-FR"/>
+        </w:rPr>
+        <w:t>numero</w:t>
+      </w:r>
+      <w:proofErr w:type="spellEnd"/>
+      <w:r>
+        <w:rPr>
+          <w:lang w:val="fr-FR"/>
+        </w:rPr>
+        <w:t xml:space="preserve"> de </w:t>
+      </w:r>
+      <w:proofErr w:type="spellStart"/>
+      <w:r>
+        <w:rPr>
+          <w:lang w:val="fr-FR"/>
+        </w:rPr>
+        <w:t>securite</w:t>
+      </w:r>
+      <w:proofErr w:type="spellEnd"/>
+      <w:r>
+        <w:rPr>
+          <w:lang w:val="fr-FR"/>
+        </w:rPr>
+        <w:t xml:space="preserve"> sociale </w:t>
+      </w:r>
+    </w:p>
+    <w:p>
+      <w:pPr>
+        <w:rPr>
+          <w:lang w:val="fr-FR"/>
+        </w:rPr>
+      </w:pPr>
+    </w:p>
+    <w:p>
+      <w:pPr>
+        <w:rPr>
+          <w:lang w:val="fr-FR"/>
+        </w:rPr>
+      </w:pPr>
+      <w:r>
+        <w:rPr>
+          <w:lang w:val="fr-FR"/>
+        </w:rPr>
+        <w:t xml:space="preserve">Pour tester si les </w:t>
+      </w:r>
+      <w:proofErr w:type="spellStart"/>
+      <w:r>
+        <w:rPr>
+          <w:lang w:val="fr-FR"/>
+        </w:rPr>
+        <w:t>informatiosn</w:t>
+      </w:r>
+      <w:proofErr w:type="spellEnd"/>
+      <w:r>
+        <w:rPr>
+          <w:lang w:val="fr-FR"/>
+        </w:rPr>
+        <w:t xml:space="preserve"> sont bonnes </w:t>
       </w:r>
       <w:r>
         <w:rPr>
@@ -4573,20 +6400,104 @@
         <w:rPr>
           <w:lang w:val="fr-FR"/>
         </w:rPr>
-        <w:t xml:space="preserve"># Numéro sécu '1920699351598' -&gt; cv_id=12345 statut='Interne (profil)' [STAFF INTERNE] </w:t>
-      </w:r>
-    </w:p>
-    <w:p>
-      <w:pPr>
-        <w:rPr>
-          <w:lang w:val="fr-FR"/>
-        </w:rPr>
-      </w:pPr>
-      <w:r>
-        <w:rPr>
-          <w:lang w:val="fr-FR"/>
-        </w:rPr>
-        <w:t># origin_code='user:2671' (Firas CHAOUACHI) client=Elitys (id=1)</w:t>
+        <w:t xml:space="preserve"># Numéro sécu '1920699351598' -&gt; </w:t>
+      </w:r>
+      <w:proofErr w:type="spellStart"/>
+      <w:r>
+        <w:rPr>
+          <w:lang w:val="fr-FR"/>
+        </w:rPr>
+        <w:t>cv_id</w:t>
+      </w:r>
+      <w:proofErr w:type="spellEnd"/>
+      <w:r>
+        <w:rPr>
+          <w:lang w:val="fr-FR"/>
+        </w:rPr>
+        <w:t xml:space="preserve">=12345 </w:t>
+      </w:r>
+      <w:proofErr w:type="gramStart"/>
+      <w:r>
+        <w:rPr>
+          <w:lang w:val="fr-FR"/>
+        </w:rPr>
+        <w:t>statut</w:t>
+      </w:r>
+      <w:proofErr w:type="gramEnd"/>
+      <w:r>
+        <w:rPr>
+          <w:lang w:val="fr-FR"/>
+        </w:rPr>
+        <w:t xml:space="preserve">='Interne (profil)' [STAFF INTERNE] </w:t>
+      </w:r>
+    </w:p>
+    <w:p>
+      <w:pPr>
+        <w:rPr>
+          <w:lang w:val="fr-FR"/>
+        </w:rPr>
+      </w:pPr>
+      <w:r>
+        <w:rPr>
+          <w:lang w:val="fr-FR"/>
+        </w:rPr>
+        <w:t xml:space="preserve"># </w:t>
+      </w:r>
+      <w:proofErr w:type="spellStart"/>
+      <w:r>
+        <w:rPr>
+          <w:lang w:val="fr-FR"/>
+        </w:rPr>
+        <w:t>origin_code</w:t>
+      </w:r>
+      <w:proofErr w:type="spellEnd"/>
+      <w:r>
+        <w:rPr>
+          <w:lang w:val="fr-FR"/>
+        </w:rPr>
+        <w:t>='</w:t>
+      </w:r>
+      <w:proofErr w:type="gramStart"/>
+      <w:r>
+        <w:rPr>
+          <w:lang w:val="fr-FR"/>
+        </w:rPr>
+        <w:t>user:</w:t>
+      </w:r>
+      <w:proofErr w:type="gramEnd"/>
+      <w:r>
+        <w:rPr>
+          <w:lang w:val="fr-FR"/>
+        </w:rPr>
+        <w:t>2671' (</w:t>
+      </w:r>
+      <w:proofErr w:type="spellStart"/>
+      <w:r>
+        <w:rPr>
+          <w:lang w:val="fr-FR"/>
+        </w:rPr>
+        <w:t>Firas</w:t>
+      </w:r>
+      <w:proofErr w:type="spellEnd"/>
+      <w:r>
+        <w:rPr>
+          <w:lang w:val="fr-FR"/>
+        </w:rPr>
+        <w:t xml:space="preserve"> CHAOUACHI) client=</w:t>
+      </w:r>
+      <w:proofErr w:type="spellStart"/>
+      <w:r>
+        <w:rPr>
+          <w:lang w:val="fr-FR"/>
+        </w:rPr>
+        <w:t>Elitys</w:t>
+      </w:r>
+      <w:proofErr w:type="spellEnd"/>
+      <w:r>
+        <w:rPr>
+          <w:lang w:val="fr-FR"/>
+        </w:rPr>
+        <w:t xml:space="preserve"> (id=1)</w:t>
       </w:r>
     </w:p>
     <w:p>
@@ -4635,18 +6546,42 @@
     </w:p>
     <w:p>
       <w:r>
-        <w:t># Sortie : Interne</w:t>
+        <w:t xml:space="preserve"># </w:t>
+      </w:r>
+      <w:proofErr w:type="gramStart"/>
+      <w:r>
+        <w:t>Sortie :</w:t>
+      </w:r>
+      <w:proofErr w:type="gramEnd"/>
+      <w:r>
+        <w:t xml:space="preserve"> Interne</w:t>
       </w:r>
     </w:p>
     <w:p/>
     <w:p>
       <w:r>
-        <w:t># Filtrer par client</w:t>
-      </w:r>
-    </w:p>
-    <w:p>
-      <w:r>
-        <w:t>python scripts/maintenance/check_vsa_api/get_statut_by_numero_secu.py --client-subdomain elitys "1920699351598"</w:t>
+        <w:t xml:space="preserve"># </w:t>
+      </w:r>
+      <w:proofErr w:type="spellStart"/>
+      <w:r>
+        <w:t>Filtrer</w:t>
+      </w:r>
+      <w:proofErr w:type="spellEnd"/>
+      <w:r>
+        <w:t xml:space="preserve"> par client</w:t>
+      </w:r>
+    </w:p>
+    <w:p>
+      <w:r>
+        <w:t xml:space="preserve">python scripts/maintenance/check_vsa_api/get_statut_by_numero_secu.py --client-subdomain </w:t>
+      </w:r>
+      <w:proofErr w:type="spellStart"/>
+      <w:r>
+        <w:t>elitys</w:t>
+      </w:r>
+      <w:proofErr w:type="spellEnd"/>
+      <w:r>
+        <w:t xml:space="preserve"> "1920699351598"</w:t>
       </w:r>
     </w:p>
     <w:p/>
@@ -4757,19 +6692,55 @@
     </w:p>
     <w:p>
       <w:r>
-        <w:t>cd /Users/theocadene/Documents/algorithme_matching/private_platform</w:t>
-      </w:r>
-    </w:p>
-    <w:p>
-      <w:r>
-        <w:t>python scripts/maintenance/check_vsa_api/fix_cv_data_mismatch.py --client-subdomain elitys</w:t>
-      </w:r>
+        <w:t>cd /Users/</w:t>
+      </w:r>
+      <w:proofErr w:type="spellStart"/>
+      <w:r>
+        <w:t>theocadene</w:t>
+      </w:r>
+      <w:proofErr w:type="spellEnd"/>
+      <w:r>
+        <w:t>/Documents/</w:t>
+      </w:r>
+      <w:proofErr w:type="spellStart"/>
+      <w:r>
+        <w:t>algorithme_matching</w:t>
+      </w:r>
+      <w:proofErr w:type="spellEnd"/>
+      <w:r>
+        <w:t>/</w:t>
+      </w:r>
+      <w:proofErr w:type="spellStart"/>
+      <w:r>
+        <w:t>private_platform</w:t>
+      </w:r>
+      <w:proofErr w:type="spellEnd"/>
+    </w:p>
+    <w:p>
+      <w:r>
+        <w:t xml:space="preserve">python scripts/maintenance/check_vsa_api/fix_cv_data_mismatch.py --client-subdomain </w:t>
+      </w:r>
+      <w:proofErr w:type="spellStart"/>
+      <w:r>
+        <w:t>elitys</w:t>
+      </w:r>
+      <w:proofErr w:type="spellEnd"/>
     </w:p>
     <w:p/>
     <w:p>
       <w:r>
-        <w:t># Sortie attendue :</w:t>
-      </w:r>
+        <w:t xml:space="preserve"># Sortie </w:t>
+      </w:r>
+      <w:proofErr w:type="spellStart"/>
+      <w:proofErr w:type="gramStart"/>
+      <w:r>
+        <w:t>attendue</w:t>
+      </w:r>
+      <w:proofErr w:type="spellEnd"/>
+      <w:r>
+        <w:t xml:space="preserve"> :</w:t>
+      </w:r>
+      <w:proofErr w:type="gramEnd"/>
     </w:p>
     <w:p>
       <w:r>
@@ -4783,7 +6754,23 @@
         <w:t>📄</w:t>
       </w:r>
       <w:r>
-        <w:t xml:space="preserve"> CV ID 64821: Sébastien VERRY (numéro sécu: 1920699351598)</w:t>
+        <w:t xml:space="preserve"> CV ID 64821: Sébastien VERRY (</w:t>
+      </w:r>
+      <w:proofErr w:type="spellStart"/>
+      <w:r>
+        <w:t>numéro</w:t>
+      </w:r>
+      <w:proofErr w:type="spellEnd"/>
+      <w:r>
+        <w:t xml:space="preserve"> </w:t>
+      </w:r>
+      <w:proofErr w:type="spellStart"/>
+      <w:r>
+        <w:t>sécu</w:t>
+      </w:r>
+      <w:proofErr w:type="spellEnd"/>
+      <w:r>
+        <w:t>: 1920699351598)</w:t>
       </w:r>
     </w:p>
     <w:p>
@@ -4829,92 +6816,255 @@
           <w:rFonts w:ascii="Apple Color Emoji" w:hAnsi="Apple Color Emoji" w:cs="Apple Color Emoji"/>
           <w:lang w:val="fr-FR"/>
         </w:rPr>
-        <w:t>⚠️</w:t>
-      </w:r>
-      <w:r>
-        <w:rPr>
-          <w:lang w:val="fr-FR"/>
-        </w:rPr>
-        <w:t xml:space="preserve">  INCOHÉRENCE DÉTECTÉE</w:t>
-      </w:r>
-    </w:p>
-    <w:p>
-      <w:pPr>
-        <w:rPr>
-          <w:lang w:val="fr-FR"/>
-        </w:rPr>
-      </w:pPr>
-      <w:r>
-        <w:rPr>
-          <w:lang w:val="fr-FR"/>
-        </w:rPr>
-        <w:t>#    Origin code actuel: candidate:2671</w:t>
-      </w:r>
-    </w:p>
-    <w:p>
-      <w:pPr>
-        <w:rPr>
-          <w:lang w:val="fr-FR"/>
-        </w:rPr>
-      </w:pPr>
-      <w:r>
-        <w:rPr>
-          <w:lang w:val="fr-FR"/>
-        </w:rPr>
-        <w:t>#    Nom en base: Sébastien VERRY</w:t>
-      </w:r>
-    </w:p>
-    <w:p>
-      <w:pPr>
-        <w:rPr>
-          <w:lang w:val="fr-FR"/>
-        </w:rPr>
-      </w:pPr>
-      <w:r>
-        <w:rPr>
-          <w:lang w:val="fr-FR"/>
-        </w:rPr>
-        <w:t>#    VRAI propriétaire VSA: Firas CHAOUACHI</w:t>
-      </w:r>
-    </w:p>
-    <w:p>
-      <w:pPr>
-        <w:rPr>
-          <w:lang w:val="fr-FR"/>
-        </w:rPr>
-      </w:pPr>
-      <w:r>
-        <w:rPr>
-          <w:lang w:val="fr-FR"/>
-        </w:rPr>
-        <w:t>#    Origin code correct: user:2671</w:t>
-      </w:r>
-    </w:p>
-    <w:p>
-      <w:pPr>
-        <w:rPr>
-          <w:lang w:val="fr-FR"/>
-        </w:rPr>
-      </w:pPr>
-      <w:r>
-        <w:rPr>
-          <w:lang w:val="fr-FR"/>
-        </w:rPr>
-        <w:t>#    Email: sebastienverry@gmail.com</w:t>
-      </w:r>
-    </w:p>
-    <w:p>
-      <w:pPr>
-        <w:rPr>
-          <w:lang w:val="fr-FR"/>
-        </w:rPr>
-      </w:pPr>
-      <w:r>
-        <w:rPr>
-          <w:lang w:val="fr-FR"/>
-        </w:rPr>
-        <w:t>#    Problème: Numéro de sécu appartient à 'Firas CHAOUACHI' (VSA user:2671)...</w:t>
-      </w:r>
+        <w:t>⚠</w:t>
+      </w:r>
+      <w:proofErr w:type="gramStart"/>
+      <w:r>
+        <w:rPr>
+          <w:rFonts w:ascii="Apple Color Emoji" w:hAnsi="Apple Color Emoji" w:cs="Apple Color Emoji"/>
+          <w:lang w:val="fr-FR"/>
+        </w:rPr>
+        <w:t>️</w:t>
+      </w:r>
+      <w:r>
+        <w:rPr>
+          <w:lang w:val="fr-FR"/>
+        </w:rPr>
+        <w:t xml:space="preserve">  INCOHÉRENCE</w:t>
+      </w:r>
+      <w:proofErr w:type="gramEnd"/>
+      <w:r>
+        <w:rPr>
+          <w:lang w:val="fr-FR"/>
+        </w:rPr>
+        <w:t xml:space="preserve"> DÉTECTÉE</w:t>
+      </w:r>
+    </w:p>
+    <w:p>
+      <w:pPr>
+        <w:rPr>
+          <w:lang w:val="fr-FR"/>
+        </w:rPr>
+      </w:pPr>
+      <w:r>
+        <w:rPr>
+          <w:lang w:val="fr-FR"/>
+        </w:rPr>
+        <w:t xml:space="preserve">#    Origin code </w:t>
+      </w:r>
+      <w:proofErr w:type="gramStart"/>
+      <w:r>
+        <w:rPr>
+          <w:lang w:val="fr-FR"/>
+        </w:rPr>
+        <w:t>actuel:</w:t>
+      </w:r>
+      <w:proofErr w:type="gramEnd"/>
+      <w:r>
+        <w:rPr>
+          <w:lang w:val="fr-FR"/>
+        </w:rPr>
+        <w:t xml:space="preserve"> </w:t>
+      </w:r>
+      <w:proofErr w:type="gramStart"/>
+      <w:r>
+        <w:rPr>
+          <w:lang w:val="fr-FR"/>
+        </w:rPr>
+        <w:t>candidate:</w:t>
+      </w:r>
+      <w:proofErr w:type="gramEnd"/>
+      <w:r>
+        <w:rPr>
+          <w:lang w:val="fr-FR"/>
+        </w:rPr>
+        <w:t>2671</w:t>
+      </w:r>
+    </w:p>
+    <w:p>
+      <w:pPr>
+        <w:rPr>
+          <w:lang w:val="fr-FR"/>
+        </w:rPr>
+      </w:pPr>
+      <w:r>
+        <w:rPr>
+          <w:lang w:val="fr-FR"/>
+        </w:rPr>
+        <w:t xml:space="preserve">#    Nom en </w:t>
+      </w:r>
+      <w:proofErr w:type="gramStart"/>
+      <w:r>
+        <w:rPr>
+          <w:lang w:val="fr-FR"/>
+        </w:rPr>
+        <w:t>base:</w:t>
+      </w:r>
+      <w:proofErr w:type="gramEnd"/>
+      <w:r>
+        <w:rPr>
+          <w:lang w:val="fr-FR"/>
+        </w:rPr>
+        <w:t xml:space="preserve"> Sébastien VERRY</w:t>
+      </w:r>
+    </w:p>
+    <w:p>
+      <w:pPr>
+        <w:rPr>
+          <w:lang w:val="fr-FR"/>
+        </w:rPr>
+      </w:pPr>
+      <w:r>
+        <w:rPr>
+          <w:lang w:val="fr-FR"/>
+        </w:rPr>
+        <w:t xml:space="preserve">#    VRAI propriétaire </w:t>
+      </w:r>
+      <w:proofErr w:type="gramStart"/>
+      <w:r>
+        <w:rPr>
+          <w:lang w:val="fr-FR"/>
+        </w:rPr>
+        <w:t>VSA:</w:t>
+      </w:r>
+      <w:proofErr w:type="gramEnd"/>
+      <w:r>
+        <w:rPr>
+          <w:lang w:val="fr-FR"/>
+        </w:rPr>
+        <w:t xml:space="preserve"> </w:t>
+      </w:r>
+      <w:proofErr w:type="spellStart"/>
+      <w:r>
+        <w:rPr>
+          <w:lang w:val="fr-FR"/>
+        </w:rPr>
+        <w:t>Firas</w:t>
+      </w:r>
+      <w:proofErr w:type="spellEnd"/>
+      <w:r>
+        <w:rPr>
+          <w:lang w:val="fr-FR"/>
+        </w:rPr>
+        <w:t xml:space="preserve"> CHAOUACHI</w:t>
+      </w:r>
+    </w:p>
+    <w:p>
+      <w:pPr>
+        <w:rPr>
+          <w:lang w:val="fr-FR"/>
+        </w:rPr>
+      </w:pPr>
+      <w:r>
+        <w:rPr>
+          <w:lang w:val="fr-FR"/>
+        </w:rPr>
+        <w:t xml:space="preserve">#    Origin code </w:t>
+      </w:r>
+      <w:proofErr w:type="gramStart"/>
+      <w:r>
+        <w:rPr>
+          <w:lang w:val="fr-FR"/>
+        </w:rPr>
+        <w:t>correct:</w:t>
+      </w:r>
+      <w:proofErr w:type="gramEnd"/>
+      <w:r>
+        <w:rPr>
+          <w:lang w:val="fr-FR"/>
+        </w:rPr>
+        <w:t xml:space="preserve"> </w:t>
+      </w:r>
+      <w:proofErr w:type="gramStart"/>
+      <w:r>
+        <w:rPr>
+          <w:lang w:val="fr-FR"/>
+        </w:rPr>
+        <w:t>user:</w:t>
+      </w:r>
+      <w:proofErr w:type="gramEnd"/>
+      <w:r>
+        <w:rPr>
+          <w:lang w:val="fr-FR"/>
+        </w:rPr>
+        <w:t>2671</w:t>
+      </w:r>
+    </w:p>
+    <w:p>
+      <w:pPr>
+        <w:rPr>
+          <w:lang w:val="fr-FR"/>
+        </w:rPr>
+      </w:pPr>
+      <w:r>
+        <w:rPr>
+          <w:lang w:val="fr-FR"/>
+        </w:rPr>
+        <w:t xml:space="preserve">#    </w:t>
+      </w:r>
+      <w:proofErr w:type="gramStart"/>
+      <w:r>
+        <w:rPr>
+          <w:lang w:val="fr-FR"/>
+        </w:rPr>
+        <w:t>Email:</w:t>
+      </w:r>
+      <w:proofErr w:type="gramEnd"/>
+      <w:r>
+        <w:rPr>
+          <w:lang w:val="fr-FR"/>
+        </w:rPr>
+        <w:t xml:space="preserve"> sebastienverry@gmail.com</w:t>
+      </w:r>
+    </w:p>
+    <w:p>
+      <w:pPr>
+        <w:rPr>
+          <w:lang w:val="fr-FR"/>
+        </w:rPr>
+      </w:pPr>
+      <w:r>
+        <w:rPr>
+          <w:lang w:val="fr-FR"/>
+        </w:rPr>
+        <w:t xml:space="preserve">#    </w:t>
+      </w:r>
+      <w:proofErr w:type="gramStart"/>
+      <w:r>
+        <w:rPr>
+          <w:lang w:val="fr-FR"/>
+        </w:rPr>
+        <w:t>Problème:</w:t>
+      </w:r>
+      <w:proofErr w:type="gramEnd"/>
+      <w:r>
+        <w:rPr>
+          <w:lang w:val="fr-FR"/>
+        </w:rPr>
+        <w:t xml:space="preserve"> Numéro de sécu appartient à '</w:t>
+      </w:r>
+      <w:proofErr w:type="spellStart"/>
+      <w:r>
+        <w:rPr>
+          <w:lang w:val="fr-FR"/>
+        </w:rPr>
+        <w:t>Firas</w:t>
+      </w:r>
+      <w:proofErr w:type="spellEnd"/>
+      <w:r>
+        <w:rPr>
+          <w:lang w:val="fr-FR"/>
+        </w:rPr>
+        <w:t xml:space="preserve"> CHAOUACHI' (VSA </w:t>
+      </w:r>
+      <w:proofErr w:type="gramStart"/>
+      <w:r>
+        <w:rPr>
+          <w:lang w:val="fr-FR"/>
+        </w:rPr>
+        <w:t>user:2671)...</w:t>
+      </w:r>
+      <w:proofErr w:type="gramEnd"/>
     </w:p>
     <w:p>
       <w:pPr>
@@ -4942,11 +7092,47 @@
           <w:lang w:val="fr-FR"/>
         </w:rPr>
       </w:pPr>
-      <w:r>
-        <w:rPr>
-          <w:lang w:val="fr-FR"/>
-        </w:rPr>
-        <w:t>python scripts/maintenance/check_vsa_api/fix_cv_data_mismatch.py --client-subdomain elitys --fix</w:t>
+      <w:proofErr w:type="gramStart"/>
+      <w:r>
+        <w:rPr>
+          <w:lang w:val="fr-FR"/>
+        </w:rPr>
+        <w:t>python</w:t>
+      </w:r>
+      <w:proofErr w:type="gramEnd"/>
+      <w:r>
+        <w:rPr>
+          <w:lang w:val="fr-FR"/>
+        </w:rPr>
+        <w:t xml:space="preserve"> scripts/maintenance/check_vsa_api/fix_cv_data_mismatch.py --client-</w:t>
+      </w:r>
+      <w:proofErr w:type="spellStart"/>
+      <w:r>
+        <w:rPr>
+          <w:lang w:val="fr-FR"/>
+        </w:rPr>
+        <w:t>subdomain</w:t>
+      </w:r>
+      <w:proofErr w:type="spellEnd"/>
+      <w:r>
+        <w:rPr>
+          <w:lang w:val="fr-FR"/>
+        </w:rPr>
+        <w:t xml:space="preserve"> </w:t>
+      </w:r>
+      <w:proofErr w:type="spellStart"/>
+      <w:r>
+        <w:rPr>
+          <w:lang w:val="fr-FR"/>
+        </w:rPr>
+        <w:t>elitys</w:t>
+      </w:r>
+      <w:proofErr w:type="spellEnd"/>
+      <w:r>
+        <w:rPr>
+          <w:lang w:val="fr-FR"/>
+        </w:rPr>
+        <w:t xml:space="preserve"> --fix</w:t>
       </w:r>
     </w:p>
     <w:p>
@@ -4971,7 +7157,15 @@
     </w:p>
     <w:p>
       <w:r>
-        <w:t>python scripts/maintenance/check_vsa_api/fix_cv_data_mismatch.py --client-subdomain elitys --fix --no-confirm</w:t>
+        <w:t xml:space="preserve">python scripts/maintenance/check_vsa_api/fix_cv_data_mismatch.py --client-subdomain </w:t>
+      </w:r>
+      <w:proofErr w:type="spellStart"/>
+      <w:r>
+        <w:t>elitys</w:t>
+      </w:r>
+      <w:proofErr w:type="spellEnd"/>
+      <w:r>
+        <w:t xml:space="preserve"> --fix --no-confirm</w:t>
       </w:r>
     </w:p>
     <w:p/>
@@ -4986,7 +7180,7 @@
           <w:lang w:val="fr-FR"/>
         </w:rPr>
       </w:pPr>
-      <w:bookmarkStart w:id="7" w:name="_Toc220086421"/>
+      <w:bookmarkStart w:id="9" w:name="_Toc220086421"/>
       <w:r>
         <w:rPr>
           <w:lang w:val="fr-FR"/>
@@ -4997,9 +7191,17 @@
         <w:rPr>
           <w:lang w:val="fr-FR"/>
         </w:rPr>
-        <w:t xml:space="preserve"> les customers</w:t>
-      </w:r>
-      <w:bookmarkEnd w:id="7"/>
+        <w:t xml:space="preserve"> les </w:t>
+      </w:r>
+      <w:proofErr w:type="spellStart"/>
+      <w:r>
+        <w:rPr>
+          <w:lang w:val="fr-FR"/>
+        </w:rPr>
+        <w:t>customers</w:t>
+      </w:r>
+      <w:bookmarkEnd w:id="9"/>
+      <w:proofErr w:type="spellEnd"/>
     </w:p>
     <w:p>
       <w:pPr>
@@ -5023,7 +7225,15 @@
     </w:p>
     <w:p>
       <w:r>
-        <w:t>python scripts/migration/sync_from_vsa.py --client-subdomain elitys --sync-customers --dry-run</w:t>
+        <w:t xml:space="preserve">python scripts/migration/sync_from_vsa.py --client-subdomain </w:t>
+      </w:r>
+      <w:proofErr w:type="spellStart"/>
+      <w:r>
+        <w:t>elitys</w:t>
+      </w:r>
+      <w:proofErr w:type="spellEnd"/>
+      <w:r>
+        <w:t xml:space="preserve"> --sync-customers --dry-run</w:t>
       </w:r>
     </w:p>
     <w:p/>
@@ -5043,7 +7253,15 @@
     </w:p>
     <w:p>
       <w:r>
-        <w:t>python scripts/migration/sync_from_vsa.py --client-subdomain elitys --sync-customers</w:t>
+        <w:t xml:space="preserve">python scripts/migration/sync_from_vsa.py --client-subdomain </w:t>
+      </w:r>
+      <w:proofErr w:type="spellStart"/>
+      <w:r>
+        <w:t>elitys</w:t>
+      </w:r>
+      <w:proofErr w:type="spellEnd"/>
+      <w:r>
+        <w:t xml:space="preserve"> --sync-customers</w:t>
       </w:r>
     </w:p>
     <w:p/>
@@ -5058,14 +7276,22 @@
           <w:lang w:val="fr-FR"/>
         </w:rPr>
       </w:pPr>
-      <w:bookmarkStart w:id="8" w:name="_Toc220086422"/>
-      <w:r>
-        <w:rPr>
-          <w:lang w:val="fr-FR"/>
-        </w:rPr>
-        <w:t>Recuperer les besoins</w:t>
-      </w:r>
-      <w:bookmarkEnd w:id="8"/>
+      <w:bookmarkStart w:id="10" w:name="_Toc220086422"/>
+      <w:proofErr w:type="spellStart"/>
+      <w:r>
+        <w:rPr>
+          <w:lang w:val="fr-FR"/>
+        </w:rPr>
+        <w:t>Recuperer</w:t>
+      </w:r>
+      <w:proofErr w:type="spellEnd"/>
+      <w:r>
+        <w:rPr>
+          <w:lang w:val="fr-FR"/>
+        </w:rPr>
+        <w:t xml:space="preserve"> les besoins</w:t>
+      </w:r>
+      <w:bookmarkEnd w:id="10"/>
     </w:p>
     <w:p>
       <w:pPr>
@@ -5093,11 +7319,61 @@
           <w:lang w:val="fr-FR"/>
         </w:rPr>
       </w:pPr>
-      <w:r>
-        <w:rPr>
-          <w:lang w:val="fr-FR"/>
-        </w:rPr>
-        <w:t>python scripts/migration/sync_from_vsa.py --client-subdomain &lt;votre-subdomain&gt; --sync-besoins --dry-run</w:t>
+      <w:proofErr w:type="gramStart"/>
+      <w:r>
+        <w:rPr>
+          <w:lang w:val="fr-FR"/>
+        </w:rPr>
+        <w:t>python</w:t>
+      </w:r>
+      <w:proofErr w:type="gramEnd"/>
+      <w:r>
+        <w:rPr>
+          <w:lang w:val="fr-FR"/>
+        </w:rPr>
+        <w:t xml:space="preserve"> scripts/migration/sync_from_vsa.py --client-</w:t>
+      </w:r>
+      <w:proofErr w:type="spellStart"/>
+      <w:r>
+        <w:rPr>
+          <w:lang w:val="fr-FR"/>
+        </w:rPr>
+        <w:t>subdomain</w:t>
+      </w:r>
+      <w:proofErr w:type="spellEnd"/>
+      <w:r>
+        <w:rPr>
+          <w:lang w:val="fr-FR"/>
+        </w:rPr>
+        <w:t xml:space="preserve"> &lt;votre-</w:t>
+      </w:r>
+      <w:proofErr w:type="spellStart"/>
+      <w:r>
+        <w:rPr>
+          <w:lang w:val="fr-FR"/>
+        </w:rPr>
+        <w:t>subdomain</w:t>
+      </w:r>
+      <w:proofErr w:type="spellEnd"/>
+      <w:r>
+        <w:rPr>
+          <w:lang w:val="fr-FR"/>
+        </w:rPr>
+        <w:t>&gt; --</w:t>
+      </w:r>
+      <w:proofErr w:type="spellStart"/>
+      <w:r>
+        <w:rPr>
+          <w:lang w:val="fr-FR"/>
+        </w:rPr>
+        <w:t>sync</w:t>
+      </w:r>
+      <w:proofErr w:type="spellEnd"/>
+      <w:r>
+        <w:rPr>
+          <w:lang w:val="fr-FR"/>
+        </w:rPr>
+        <w:t>-besoins --dry-run</w:t>
       </w:r>
     </w:p>
     <w:p>
@@ -5126,43 +7402,131 @@
           <w:lang w:val="fr-FR"/>
         </w:rPr>
       </w:pPr>
-      <w:r>
-        <w:rPr>
-          <w:lang w:val="fr-FR"/>
-        </w:rPr>
-        <w:t>python scripts/migration/sync_from_vsa.py --client-subdomain &lt;votre-subdomain&gt; --sync-besoins</w:t>
-      </w:r>
-    </w:p>
-    <w:p>
-      <w:pPr>
-        <w:rPr>
-          <w:lang w:val="fr-FR"/>
-        </w:rPr>
-      </w:pPr>
-    </w:p>
-    <w:p>
-      <w:pPr>
-        <w:rPr>
-          <w:lang w:val="fr-FR"/>
-        </w:rPr>
-      </w:pPr>
-      <w:r>
-        <w:rPr>
-          <w:lang w:val="fr-FR"/>
-        </w:rPr>
-        <w:t>python scripts/migration/sync_from_vsa.py --client-subdomain</w:t>
-      </w:r>
-      <w:r>
-        <w:rPr>
-          <w:lang w:val="fr-FR"/>
-        </w:rPr>
-        <w:t xml:space="preserve"> elitys</w:t>
-      </w:r>
-      <w:r>
-        <w:rPr>
-          <w:lang w:val="fr-FR"/>
-        </w:rPr>
-        <w:t xml:space="preserve"> --sync-besoins</w:t>
+      <w:proofErr w:type="gramStart"/>
+      <w:r>
+        <w:rPr>
+          <w:lang w:val="fr-FR"/>
+        </w:rPr>
+        <w:t>python</w:t>
+      </w:r>
+      <w:proofErr w:type="gramEnd"/>
+      <w:r>
+        <w:rPr>
+          <w:lang w:val="fr-FR"/>
+        </w:rPr>
+        <w:t xml:space="preserve"> scripts/migration/sync_from_vsa.py --client-</w:t>
+      </w:r>
+      <w:proofErr w:type="spellStart"/>
+      <w:r>
+        <w:rPr>
+          <w:lang w:val="fr-FR"/>
+        </w:rPr>
+        <w:t>subdomain</w:t>
+      </w:r>
+      <w:proofErr w:type="spellEnd"/>
+      <w:r>
+        <w:rPr>
+          <w:lang w:val="fr-FR"/>
+        </w:rPr>
+        <w:t xml:space="preserve"> &lt;votre-</w:t>
+      </w:r>
+      <w:proofErr w:type="spellStart"/>
+      <w:r>
+        <w:rPr>
+          <w:lang w:val="fr-FR"/>
+        </w:rPr>
+        <w:t>subdomain</w:t>
+      </w:r>
+      <w:proofErr w:type="spellEnd"/>
+      <w:r>
+        <w:rPr>
+          <w:lang w:val="fr-FR"/>
+        </w:rPr>
+        <w:t>&gt; --</w:t>
+      </w:r>
+      <w:proofErr w:type="spellStart"/>
+      <w:r>
+        <w:rPr>
+          <w:lang w:val="fr-FR"/>
+        </w:rPr>
+        <w:t>sync</w:t>
+      </w:r>
+      <w:proofErr w:type="spellEnd"/>
+      <w:r>
+        <w:rPr>
+          <w:lang w:val="fr-FR"/>
+        </w:rPr>
+        <w:t>-besoins</w:t>
+      </w:r>
+    </w:p>
+    <w:p>
+      <w:pPr>
+        <w:rPr>
+          <w:lang w:val="fr-FR"/>
+        </w:rPr>
+      </w:pPr>
+    </w:p>
+    <w:p>
+      <w:pPr>
+        <w:rPr>
+          <w:lang w:val="fr-FR"/>
+        </w:rPr>
+      </w:pPr>
+      <w:proofErr w:type="gramStart"/>
+      <w:r>
+        <w:rPr>
+          <w:lang w:val="fr-FR"/>
+        </w:rPr>
+        <w:t>python</w:t>
+      </w:r>
+      <w:proofErr w:type="gramEnd"/>
+      <w:r>
+        <w:rPr>
+          <w:lang w:val="fr-FR"/>
+        </w:rPr>
+        <w:t xml:space="preserve"> scripts/migration/sync_from_vsa.py --client-</w:t>
+      </w:r>
+      <w:proofErr w:type="spellStart"/>
+      <w:r>
+        <w:rPr>
+          <w:lang w:val="fr-FR"/>
+        </w:rPr>
+        <w:t>subdomain</w:t>
+      </w:r>
+      <w:proofErr w:type="spellEnd"/>
+      <w:r>
+        <w:rPr>
+          <w:lang w:val="fr-FR"/>
+        </w:rPr>
+        <w:t xml:space="preserve"> </w:t>
+      </w:r>
+      <w:proofErr w:type="spellStart"/>
+      <w:r>
+        <w:rPr>
+          <w:lang w:val="fr-FR"/>
+        </w:rPr>
+        <w:t>elitys</w:t>
+      </w:r>
+      <w:proofErr w:type="spellEnd"/>
+      <w:r>
+        <w:rPr>
+          <w:lang w:val="fr-FR"/>
+        </w:rPr>
+        <w:t xml:space="preserve"> --</w:t>
+      </w:r>
+      <w:proofErr w:type="spellStart"/>
+      <w:r>
+        <w:rPr>
+          <w:lang w:val="fr-FR"/>
+        </w:rPr>
+        <w:t>sync</w:t>
+      </w:r>
+      <w:proofErr w:type="spellEnd"/>
+      <w:r>
+        <w:rPr>
+          <w:lang w:val="fr-FR"/>
+        </w:rPr>
+        <w:t>-besoins</w:t>
       </w:r>
     </w:p>
     <w:p>
@@ -5176,26 +7540,90 @@
           <w:lang w:val="fr-FR"/>
         </w:rPr>
       </w:pPr>
-      <w:bookmarkStart w:id="9" w:name="_Toc220086423"/>
-      <w:r>
-        <w:rPr>
-          <w:lang w:val="fr-FR"/>
-        </w:rPr>
-        <w:t>Recuperer les contacts</w:t>
-      </w:r>
-      <w:bookmarkEnd w:id="9"/>
-    </w:p>
-    <w:p>
-      <w:pPr>
-        <w:rPr>
-          <w:lang w:val="fr-FR"/>
-        </w:rPr>
-      </w:pPr>
-      <w:r>
-        <w:rPr>
-          <w:lang w:val="fr-FR"/>
-        </w:rPr>
-        <w:t xml:space="preserve">   python scripts/migration/sync_from_vsa.py --client-subdomain &lt;votre-subdomain&gt; --sync-contacts</w:t>
+      <w:bookmarkStart w:id="11" w:name="_Toc220086423"/>
+      <w:proofErr w:type="spellStart"/>
+      <w:r>
+        <w:rPr>
+          <w:lang w:val="fr-FR"/>
+        </w:rPr>
+        <w:t>Recuperer</w:t>
+      </w:r>
+      <w:proofErr w:type="spellEnd"/>
+      <w:r>
+        <w:rPr>
+          <w:lang w:val="fr-FR"/>
+        </w:rPr>
+        <w:t xml:space="preserve"> les contacts</w:t>
+      </w:r>
+      <w:bookmarkEnd w:id="11"/>
+    </w:p>
+    <w:p>
+      <w:pPr>
+        <w:rPr>
+          <w:lang w:val="fr-FR"/>
+        </w:rPr>
+      </w:pPr>
+      <w:r>
+        <w:rPr>
+          <w:lang w:val="fr-FR"/>
+        </w:rPr>
+        <w:t xml:space="preserve">   </w:t>
+      </w:r>
+      <w:proofErr w:type="gramStart"/>
+      <w:r>
+        <w:rPr>
+          <w:lang w:val="fr-FR"/>
+        </w:rPr>
+        <w:t>python</w:t>
+      </w:r>
+      <w:proofErr w:type="gramEnd"/>
+      <w:r>
+        <w:rPr>
+          <w:lang w:val="fr-FR"/>
+        </w:rPr>
+        <w:t xml:space="preserve"> scripts/migration/sync_from_vsa.py --client-</w:t>
+      </w:r>
+      <w:proofErr w:type="spellStart"/>
+      <w:r>
+        <w:rPr>
+          <w:lang w:val="fr-FR"/>
+        </w:rPr>
+        <w:t>subdomain</w:t>
+      </w:r>
+      <w:proofErr w:type="spellEnd"/>
+      <w:r>
+        <w:rPr>
+          <w:lang w:val="fr-FR"/>
+        </w:rPr>
+        <w:t xml:space="preserve"> &lt;votre-</w:t>
+      </w:r>
+      <w:proofErr w:type="spellStart"/>
+      <w:r>
+        <w:rPr>
+          <w:lang w:val="fr-FR"/>
+        </w:rPr>
+        <w:t>subdomain</w:t>
+      </w:r>
+      <w:proofErr w:type="spellEnd"/>
+      <w:r>
+        <w:rPr>
+          <w:lang w:val="fr-FR"/>
+        </w:rPr>
+        <w:t>&gt; --</w:t>
+      </w:r>
+      <w:proofErr w:type="spellStart"/>
+      <w:r>
+        <w:rPr>
+          <w:lang w:val="fr-FR"/>
+        </w:rPr>
+        <w:t>sync</w:t>
+      </w:r>
+      <w:proofErr w:type="spellEnd"/>
+      <w:r>
+        <w:rPr>
+          <w:lang w:val="fr-FR"/>
+        </w:rPr>
+        <w:t>-contacts</w:t>
       </w:r>
     </w:p>
     <w:p>
@@ -5224,75 +7652,207 @@
           <w:lang w:val="fr-FR"/>
         </w:rPr>
       </w:pPr>
-      <w:r>
-        <w:rPr>
-          <w:lang w:val="fr-FR"/>
-        </w:rPr>
-        <w:t>python scripts/migration/sync_from_vsa.py --client-subdomain &lt;votre-subdomain&gt; --sync-contacts --dry-run</w:t>
-      </w:r>
-    </w:p>
-    <w:p>
-      <w:pPr>
-        <w:rPr>
-          <w:lang w:val="fr-FR"/>
-        </w:rPr>
-      </w:pPr>
-    </w:p>
-    <w:p>
-      <w:pPr>
-        <w:rPr>
-          <w:lang w:val="fr-FR"/>
-        </w:rPr>
-      </w:pPr>
-      <w:r>
-        <w:rPr>
-          <w:lang w:val="fr-FR"/>
-        </w:rPr>
-        <w:t xml:space="preserve">   python scripts/migration/sync_from_vsa.py --client-subdomain </w:t>
-      </w:r>
+      <w:proofErr w:type="gramStart"/>
+      <w:r>
+        <w:rPr>
+          <w:lang w:val="fr-FR"/>
+        </w:rPr>
+        <w:t>python</w:t>
+      </w:r>
+      <w:proofErr w:type="gramEnd"/>
+      <w:r>
+        <w:rPr>
+          <w:lang w:val="fr-FR"/>
+        </w:rPr>
+        <w:t xml:space="preserve"> scripts/migration/sync_from_vsa.py --client-</w:t>
+      </w:r>
+      <w:proofErr w:type="spellStart"/>
+      <w:r>
+        <w:rPr>
+          <w:lang w:val="fr-FR"/>
+        </w:rPr>
+        <w:t>subdomain</w:t>
+      </w:r>
+      <w:proofErr w:type="spellEnd"/>
+      <w:r>
+        <w:rPr>
+          <w:lang w:val="fr-FR"/>
+        </w:rPr>
+        <w:t xml:space="preserve"> &lt;votre-</w:t>
+      </w:r>
+      <w:proofErr w:type="spellStart"/>
+      <w:r>
+        <w:rPr>
+          <w:lang w:val="fr-FR"/>
+        </w:rPr>
+        <w:t>subdomain</w:t>
+      </w:r>
+      <w:proofErr w:type="spellEnd"/>
+      <w:r>
+        <w:rPr>
+          <w:lang w:val="fr-FR"/>
+        </w:rPr>
+        <w:t>&gt; --</w:t>
+      </w:r>
+      <w:proofErr w:type="spellStart"/>
+      <w:r>
+        <w:rPr>
+          <w:lang w:val="fr-FR"/>
+        </w:rPr>
+        <w:t>sync</w:t>
+      </w:r>
+      <w:proofErr w:type="spellEnd"/>
+      <w:r>
+        <w:rPr>
+          <w:lang w:val="fr-FR"/>
+        </w:rPr>
+        <w:t>-contacts --dry-run</w:t>
+      </w:r>
+    </w:p>
+    <w:p>
+      <w:pPr>
+        <w:rPr>
+          <w:lang w:val="fr-FR"/>
+        </w:rPr>
+      </w:pPr>
+    </w:p>
+    <w:p>
+      <w:pPr>
+        <w:rPr>
+          <w:lang w:val="fr-FR"/>
+        </w:rPr>
+      </w:pPr>
+      <w:r>
+        <w:rPr>
+          <w:lang w:val="fr-FR"/>
+        </w:rPr>
+        <w:t xml:space="preserve">   </w:t>
+      </w:r>
+      <w:proofErr w:type="gramStart"/>
+      <w:r>
+        <w:rPr>
+          <w:lang w:val="fr-FR"/>
+        </w:rPr>
+        <w:t>python</w:t>
+      </w:r>
+      <w:proofErr w:type="gramEnd"/>
+      <w:r>
+        <w:rPr>
+          <w:lang w:val="fr-FR"/>
+        </w:rPr>
+        <w:t xml:space="preserve"> scripts/migration/sync_from_vsa.py --client-</w:t>
+      </w:r>
+      <w:proofErr w:type="spellStart"/>
+      <w:r>
+        <w:rPr>
+          <w:lang w:val="fr-FR"/>
+        </w:rPr>
+        <w:t>subdomain</w:t>
+      </w:r>
+      <w:proofErr w:type="spellEnd"/>
+      <w:r>
+        <w:rPr>
+          <w:lang w:val="fr-FR"/>
+        </w:rPr>
+        <w:t xml:space="preserve"> </w:t>
+      </w:r>
+      <w:proofErr w:type="spellStart"/>
       <w:r>
         <w:rPr>
           <w:lang w:val="fr-FR"/>
         </w:rPr>
         <w:t>elitys</w:t>
       </w:r>
-      <w:r>
-        <w:rPr>
-          <w:lang w:val="fr-FR"/>
-        </w:rPr>
-        <w:t xml:space="preserve"> --sync-contacts</w:t>
-      </w:r>
-    </w:p>
-    <w:p>
-      <w:pPr>
-        <w:rPr>
-          <w:lang w:val="fr-FR"/>
-        </w:rPr>
-      </w:pPr>
-    </w:p>
-    <w:p>
-      <w:pPr>
-        <w:rPr>
-          <w:lang w:val="fr-FR"/>
-        </w:rPr>
-      </w:pPr>
-      <w:r>
-        <w:rPr>
-          <w:lang w:val="fr-FR"/>
-        </w:rPr>
-        <w:t xml:space="preserve">python scripts/migration/sync_from_vsa.py --client-subdomain </w:t>
-      </w:r>
+      <w:proofErr w:type="spellEnd"/>
+      <w:r>
+        <w:rPr>
+          <w:lang w:val="fr-FR"/>
+        </w:rPr>
+        <w:t xml:space="preserve"> --</w:t>
+      </w:r>
+      <w:proofErr w:type="spellStart"/>
+      <w:r>
+        <w:rPr>
+          <w:lang w:val="fr-FR"/>
+        </w:rPr>
+        <w:t>sync</w:t>
+      </w:r>
+      <w:proofErr w:type="spellEnd"/>
+      <w:r>
+        <w:rPr>
+          <w:lang w:val="fr-FR"/>
+        </w:rPr>
+        <w:t>-contacts</w:t>
+      </w:r>
+    </w:p>
+    <w:p>
+      <w:pPr>
+        <w:rPr>
+          <w:lang w:val="fr-FR"/>
+        </w:rPr>
+      </w:pPr>
+    </w:p>
+    <w:p>
+      <w:pPr>
+        <w:rPr>
+          <w:lang w:val="fr-FR"/>
+        </w:rPr>
+      </w:pPr>
+      <w:proofErr w:type="gramStart"/>
+      <w:r>
+        <w:rPr>
+          <w:lang w:val="fr-FR"/>
+        </w:rPr>
+        <w:t>python</w:t>
+      </w:r>
+      <w:proofErr w:type="gramEnd"/>
+      <w:r>
+        <w:rPr>
+          <w:lang w:val="fr-FR"/>
+        </w:rPr>
+        <w:t xml:space="preserve"> scripts/migration/sync_from_vsa.py --client-</w:t>
+      </w:r>
+      <w:proofErr w:type="spellStart"/>
+      <w:r>
+        <w:rPr>
+          <w:lang w:val="fr-FR"/>
+        </w:rPr>
+        <w:t>subdomain</w:t>
+      </w:r>
+      <w:proofErr w:type="spellEnd"/>
+      <w:r>
+        <w:rPr>
+          <w:lang w:val="fr-FR"/>
+        </w:rPr>
+        <w:t xml:space="preserve"> </w:t>
+      </w:r>
+      <w:proofErr w:type="spellStart"/>
       <w:r>
         <w:rPr>
           <w:lang w:val="fr-FR"/>
         </w:rPr>
         <w:t>elitys</w:t>
       </w:r>
-      <w:r>
-        <w:rPr>
-          <w:lang w:val="fr-FR"/>
-        </w:rPr>
-        <w:t xml:space="preserve"> --sync-contacts --dry-run</w:t>
+      <w:proofErr w:type="spellEnd"/>
+      <w:r>
+        <w:rPr>
+          <w:lang w:val="fr-FR"/>
+        </w:rPr>
+        <w:t xml:space="preserve"> --</w:t>
+      </w:r>
+      <w:proofErr w:type="spellStart"/>
+      <w:r>
+        <w:rPr>
+          <w:lang w:val="fr-FR"/>
+        </w:rPr>
+        <w:t>sync</w:t>
+      </w:r>
+      <w:proofErr w:type="spellEnd"/>
+      <w:r>
+        <w:rPr>
+          <w:lang w:val="fr-FR"/>
+        </w:rPr>
+        <w:t>-contacts --dry-run</w:t>
       </w:r>
     </w:p>
     <w:p>
@@ -5313,14 +7873,22 @@
           <w:lang w:val="fr-FR"/>
         </w:rPr>
       </w:pPr>
-      <w:bookmarkStart w:id="10" w:name="_Toc220086424"/>
-      <w:r>
-        <w:rPr>
-          <w:lang w:val="fr-FR"/>
-        </w:rPr>
-        <w:t>Recuperer les CV</w:t>
-      </w:r>
-      <w:bookmarkEnd w:id="10"/>
+      <w:bookmarkStart w:id="12" w:name="_Toc220086424"/>
+      <w:proofErr w:type="spellStart"/>
+      <w:r>
+        <w:rPr>
+          <w:lang w:val="fr-FR"/>
+        </w:rPr>
+        <w:t>Recuperer</w:t>
+      </w:r>
+      <w:proofErr w:type="spellEnd"/>
+      <w:r>
+        <w:rPr>
+          <w:lang w:val="fr-FR"/>
+        </w:rPr>
+        <w:t xml:space="preserve"> les CV</w:t>
+      </w:r>
+      <w:bookmarkEnd w:id="12"/>
       <w:r>
         <w:rPr>
           <w:lang w:val="fr-FR"/>
@@ -5345,7 +7913,21 @@
         <w:rPr>
           <w:lang w:val="fr-FR"/>
         </w:rPr>
-        <w:t># Traiter tous les CVs avec N/A</w:t>
+        <w:t xml:space="preserve"># Traiter tous les </w:t>
+      </w:r>
+      <w:proofErr w:type="spellStart"/>
+      <w:r>
+        <w:rPr>
+          <w:lang w:val="fr-FR"/>
+        </w:rPr>
+        <w:t>CVs</w:t>
+      </w:r>
+      <w:proofErr w:type="spellEnd"/>
+      <w:r>
+        <w:rPr>
+          <w:lang w:val="fr-FR"/>
+        </w:rPr>
+        <w:t xml:space="preserve"> avec N/A</w:t>
       </w:r>
     </w:p>
     <w:p>
@@ -5374,11 +7956,61 @@
           <w:lang w:val="fr-FR"/>
         </w:rPr>
       </w:pPr>
-      <w:r>
-        <w:rPr>
-          <w:lang w:val="fr-FR"/>
-        </w:rPr>
-        <w:t>python scripts/migration/fix_na_cvs.py --client-subdomain monclient --limit 10</w:t>
+      <w:proofErr w:type="gramStart"/>
+      <w:r>
+        <w:rPr>
+          <w:lang w:val="fr-FR"/>
+        </w:rPr>
+        <w:t>python</w:t>
+      </w:r>
+      <w:proofErr w:type="gramEnd"/>
+      <w:r>
+        <w:rPr>
+          <w:lang w:val="fr-FR"/>
+        </w:rPr>
+        <w:t xml:space="preserve"> scripts/migration/fix_na_cvs.py --client-</w:t>
+      </w:r>
+      <w:proofErr w:type="spellStart"/>
+      <w:r>
+        <w:rPr>
+          <w:lang w:val="fr-FR"/>
+        </w:rPr>
+        <w:t>subdomain</w:t>
+      </w:r>
+      <w:proofErr w:type="spellEnd"/>
+      <w:r>
+        <w:rPr>
+          <w:lang w:val="fr-FR"/>
+        </w:rPr>
+        <w:t xml:space="preserve"> </w:t>
+      </w:r>
+      <w:proofErr w:type="spellStart"/>
+      <w:r>
+        <w:rPr>
+          <w:lang w:val="fr-FR"/>
+        </w:rPr>
+        <w:t>monclient</w:t>
+      </w:r>
+      <w:proofErr w:type="spellEnd"/>
+      <w:r>
+        <w:rPr>
+          <w:lang w:val="fr-FR"/>
+        </w:rPr>
+        <w:t xml:space="preserve"> --</w:t>
+      </w:r>
+      <w:proofErr w:type="spellStart"/>
+      <w:r>
+        <w:rPr>
+          <w:lang w:val="fr-FR"/>
+        </w:rPr>
+        <w:t>limit</w:t>
+      </w:r>
+      <w:proofErr w:type="spellEnd"/>
+      <w:r>
+        <w:rPr>
+          <w:lang w:val="fr-FR"/>
+        </w:rPr>
+        <w:t xml:space="preserve"> 10</w:t>
       </w:r>
     </w:p>
     <w:p>
@@ -5451,8 +8083,42 @@
           <w:szCs w:val="18"/>
           <w:lang w:val="fr-FR"/>
         </w:rPr>
-        <w:t>--sync-mode add-only</w:t>
-      </w:r>
+        <w:t>--</w:t>
+      </w:r>
+      <w:proofErr w:type="spellStart"/>
+      <w:r>
+        <w:rPr>
+          <w:rStyle w:val="markdown-inline-code"/>
+          <w:rFonts w:ascii="Menlo" w:hAnsi="Menlo" w:cs="Menlo"/>
+          <w:sz w:val="18"/>
+          <w:szCs w:val="18"/>
+          <w:lang w:val="fr-FR"/>
+        </w:rPr>
+        <w:t>sync</w:t>
+      </w:r>
+      <w:proofErr w:type="spellEnd"/>
+      <w:r>
+        <w:rPr>
+          <w:rStyle w:val="markdown-inline-code"/>
+          <w:rFonts w:ascii="Menlo" w:hAnsi="Menlo" w:cs="Menlo"/>
+          <w:sz w:val="18"/>
+          <w:szCs w:val="18"/>
+          <w:lang w:val="fr-FR"/>
+        </w:rPr>
+        <w:t xml:space="preserve">-mode </w:t>
+      </w:r>
+      <w:proofErr w:type="spellStart"/>
+      <w:r>
+        <w:rPr>
+          <w:rStyle w:val="markdown-inline-code"/>
+          <w:rFonts w:ascii="Menlo" w:hAnsi="Menlo" w:cs="Menlo"/>
+          <w:sz w:val="18"/>
+          <w:szCs w:val="18"/>
+          <w:lang w:val="fr-FR"/>
+        </w:rPr>
+        <w:t>add-only</w:t>
+      </w:r>
+      <w:proofErr w:type="spellEnd"/>
       <w:r>
         <w:rPr>
           <w:rFonts w:ascii="Arial" w:hAnsi="Arial" w:cs="Arial"/>
@@ -5487,7 +8153,29 @@
           <w:szCs w:val="18"/>
           <w:lang w:val="fr-FR"/>
         </w:rPr>
-        <w:t>--sync-mode replace</w:t>
+        <w:t>--</w:t>
+      </w:r>
+      <w:proofErr w:type="spellStart"/>
+      <w:r>
+        <w:rPr>
+          <w:rStyle w:val="markdown-inline-code"/>
+          <w:rFonts w:ascii="Menlo" w:hAnsi="Menlo" w:cs="Menlo"/>
+          <w:sz w:val="18"/>
+          <w:szCs w:val="18"/>
+          <w:lang w:val="fr-FR"/>
+        </w:rPr>
+        <w:t>sync</w:t>
+      </w:r>
+      <w:proofErr w:type="spellEnd"/>
+      <w:r>
+        <w:rPr>
+          <w:rStyle w:val="markdown-inline-code"/>
+          <w:rFonts w:ascii="Menlo" w:hAnsi="Menlo" w:cs="Menlo"/>
+          <w:sz w:val="18"/>
+          <w:szCs w:val="18"/>
+          <w:lang w:val="fr-FR"/>
+        </w:rPr>
+        <w:t>-mode replace</w:t>
       </w:r>
       <w:r>
         <w:rPr>
@@ -5523,7 +8211,29 @@
           <w:szCs w:val="18"/>
           <w:lang w:val="fr-FR"/>
         </w:rPr>
-        <w:t>--sync-mode merge</w:t>
+        <w:t>--</w:t>
+      </w:r>
+      <w:proofErr w:type="spellStart"/>
+      <w:r>
+        <w:rPr>
+          <w:rStyle w:val="markdown-inline-code"/>
+          <w:rFonts w:ascii="Menlo" w:hAnsi="Menlo" w:cs="Menlo"/>
+          <w:sz w:val="18"/>
+          <w:szCs w:val="18"/>
+          <w:lang w:val="fr-FR"/>
+        </w:rPr>
+        <w:t>sync</w:t>
+      </w:r>
+      <w:proofErr w:type="spellEnd"/>
+      <w:r>
+        <w:rPr>
+          <w:rStyle w:val="markdown-inline-code"/>
+          <w:rFonts w:ascii="Menlo" w:hAnsi="Menlo" w:cs="Menlo"/>
+          <w:sz w:val="18"/>
+          <w:szCs w:val="18"/>
+          <w:lang w:val="fr-FR"/>
+        </w:rPr>
+        <w:t>-mode merge</w:t>
       </w:r>
       <w:r>
         <w:rPr>
@@ -5534,6 +8244,7 @@
         </w:rPr>
         <w:t> : Met à jour les existants (via </w:t>
       </w:r>
+      <w:proofErr w:type="spellStart"/>
       <w:r>
         <w:rPr>
           <w:rStyle w:val="markdown-inline-code"/>
@@ -5544,6 +8255,7 @@
         </w:rPr>
         <w:t>origin_code</w:t>
       </w:r>
+      <w:proofErr w:type="spellEnd"/>
       <w:r>
         <w:rPr>
           <w:rFonts w:ascii="Arial" w:hAnsi="Arial" w:cs="Arial"/>
@@ -5569,6 +8281,44 @@
     </w:sectPr>
   </w:body>
 </w:document>
+</file>
+
+<file path=word/endnotes.xml><?xml version="1.0" encoding="utf-8"?>
+<w:endnotes xmlns:wpc="http://schemas.microsoft.com/office/word/2010/wordprocessingCanvas" xmlns:cx="http://schemas.microsoft.com/office/drawing/2014/chartex" xmlns:cx1="http://schemas.microsoft.com/office/drawing/2015/9/8/chartex" xmlns:cx2="http://schemas.microsoft.com/office/drawing/2015/10/21/chartex" xmlns:cx3="http://schemas.microsoft.com/office/drawing/2016/5/9/chartex" xmlns:cx4="http://schemas.microsoft.com/office/drawing/2016/5/10/chartex" xmlns:cx5="http://schemas.microsoft.com/office/drawing/2016/5/11/chartex" xmlns:cx6="http://schemas.microsoft.com/office/drawing/2016/5/12/chartex" xmlns:cx7="http://schemas.microsoft.com/office/drawing/2016/5/13/chartex" xmlns:cx8="http://schemas.microsoft.com/office/drawing/2016/5/14/chartex" xmlns:mc="http://schemas.openxmlformats.org/markup-compatibility/2006" xmlns:aink="http://schemas.microsoft.com/office/drawing/2016/ink" xmlns:am3d="http://schemas.microsoft.com/office/drawing/2017/model3d" xmlns:o="urn:schemas-microsoft-com:office:office" xmlns:oel="http://schemas.microsoft.com/office/2019/extlst" xmlns:r="http://schemas.openxmlformats.org/officeDocument/2006/relationships" xmlns:m="http://schemas.openxmlformats.org/officeDocument/2006/math" xmlns:v="urn:schemas-microsoft-com:vml" xmlns:wp14="http://schemas.microsoft.com/office/word/2010/wordprocessingDrawing" xmlns:wp="http://schemas.openxmlformats.org/drawingml/2006/wordprocessingDrawing" xmlns:w10="urn:schemas-microsoft-com:office:word" xmlns:w="http://schemas.openxmlformats.org/wordprocessingml/2006/main" xmlns:w14="http://schemas.microsoft.com/office/word/2010/wordml" xmlns:w15="http://schemas.microsoft.com/office/word/2012/wordml" xmlns:w16cex="http://schemas.microsoft.com/office/word/2018/wordml/cex" xmlns:w16cid="http://schemas.microsoft.com/office/word/2016/wordml/cid" xmlns:w16="http://schemas.microsoft.com/office/word/2018/wordml" xmlns:w16du="http://schemas.microsoft.com/office/word/2023/wordml/word16du" xmlns:w16sdtdh="http://schemas.microsoft.com/office/word/2020/wordml/sdtdatahash" xmlns:w16sdtfl="http://schemas.microsoft.com/office/word/2024/wordml/sdtformatlock" xmlns:w16se="http://schemas.microsoft.com/office/word/2015/wordml/symex" xmlns:wpg="http://schemas.microsoft.com/office/word/2010/wordprocessingGroup" xmlns:wpi="http://schemas.microsoft.com/office/word/2010/wordprocessingInk" xmlns:wne="http://schemas.microsoft.com/office/word/2006/wordml" xmlns:wps="http://schemas.microsoft.com/office/word/2010/wordprocessingShape" mc:Ignorable="w14 w15 w16se w16cid w16 w16cex w16sdtdh w16sdtfl w16du wp14">
+  <w:endnote w:type="separator" w:id="-1">
+    <w:p>
+      <w:r>
+        <w:separator/>
+      </w:r>
+    </w:p>
+  </w:endnote>
+  <w:endnote w:type="continuationSeparator" w:id="0">
+    <w:p>
+      <w:r>
+        <w:continuationSeparator/>
+      </w:r>
+    </w:p>
+  </w:endnote>
+</w:endnotes>
+</file>
+
+<file path=word/footnotes.xml><?xml version="1.0" encoding="utf-8"?>
+<w:footnotes xmlns:wpc="http://schemas.microsoft.com/office/word/2010/wordprocessingCanvas" xmlns:cx="http://schemas.microsoft.com/office/drawing/2014/chartex" xmlns:cx1="http://schemas.microsoft.com/office/drawing/2015/9/8/chartex" xmlns:cx2="http://schemas.microsoft.com/office/drawing/2015/10/21/chartex" xmlns:cx3="http://schemas.microsoft.com/office/drawing/2016/5/9/chartex" xmlns:cx4="http://schemas.microsoft.com/office/drawing/2016/5/10/chartex" xmlns:cx5="http://schemas.microsoft.com/office/drawing/2016/5/11/chartex" xmlns:cx6="http://schemas.microsoft.com/office/drawing/2016/5/12/chartex" xmlns:cx7="http://schemas.microsoft.com/office/drawing/2016/5/13/chartex" xmlns:cx8="http://schemas.microsoft.com/office/drawing/2016/5/14/chartex" xmlns:mc="http://schemas.openxmlformats.org/markup-compatibility/2006" xmlns:aink="http://schemas.microsoft.com/office/drawing/2016/ink" xmlns:am3d="http://schemas.microsoft.com/office/drawing/2017/model3d" xmlns:o="urn:schemas-microsoft-com:office:office" xmlns:oel="http://schemas.microsoft.com/office/2019/extlst" xmlns:r="http://schemas.openxmlformats.org/officeDocument/2006/relationships" xmlns:m="http://schemas.openxmlformats.org/officeDocument/2006/math" xmlns:v="urn:schemas-microsoft-com:vml" xmlns:wp14="http://schemas.microsoft.com/office/word/2010/wordprocessingDrawing" xmlns:wp="http://schemas.openxmlformats.org/drawingml/2006/wordprocessingDrawing" xmlns:w10="urn:schemas-microsoft-com:office:word" xmlns:w="http://schemas.openxmlformats.org/wordprocessingml/2006/main" xmlns:w14="http://schemas.microsoft.com/office/word/2010/wordml" xmlns:w15="http://schemas.microsoft.com/office/word/2012/wordml" xmlns:w16cex="http://schemas.microsoft.com/office/word/2018/wordml/cex" xmlns:w16cid="http://schemas.microsoft.com/office/word/2016/wordml/cid" xmlns:w16="http://schemas.microsoft.com/office/word/2018/wordml" xmlns:w16du="http://schemas.microsoft.com/office/word/2023/wordml/word16du" xmlns:w16sdtdh="http://schemas.microsoft.com/office/word/2020/wordml/sdtdatahash" xmlns:w16sdtfl="http://schemas.microsoft.com/office/word/2024/wordml/sdtformatlock" xmlns:w16se="http://schemas.microsoft.com/office/word/2015/wordml/symex" xmlns:wpg="http://schemas.microsoft.com/office/word/2010/wordprocessingGroup" xmlns:wpi="http://schemas.microsoft.com/office/word/2010/wordprocessingInk" xmlns:wne="http://schemas.microsoft.com/office/word/2006/wordml" xmlns:wps="http://schemas.microsoft.com/office/word/2010/wordprocessingShape" mc:Ignorable="w14 w15 w16se w16cid w16 w16cex w16sdtdh w16sdtfl w16du wp14">
+  <w:footnote w:type="separator" w:id="-1">
+    <w:p>
+      <w:r>
+        <w:separator/>
+      </w:r>
+    </w:p>
+  </w:footnote>
+  <w:footnote w:type="continuationSeparator" w:id="0">
+    <w:p>
+      <w:r>
+        <w:continuationSeparator/>
+      </w:r>
+    </w:p>
+  </w:footnote>
+</w:footnotes>
 </file>
 
 <file path=word/numbering.xml><?xml version="1.0" encoding="utf-8"?>
@@ -9007,6 +11757,58 @@
       <w14:ligatures w14:val="none"/>
     </w:rPr>
   </w:style>
+  <w:style w:type="paragraph" w:styleId="Header">
+    <w:name w:val="header"/>
+    <w:basedOn w:val="Normal"/>
+    <w:link w:val="HeaderChar"/>
+    <w:uiPriority w:val="99"/>
+    <w:unhideWhenUsed/>
+    <w:rsid w:val="003138C9"/>
+    <w:pPr>
+      <w:tabs>
+        <w:tab w:val="center" w:pos="4680"/>
+        <w:tab w:val="right" w:pos="9360"/>
+      </w:tabs>
+    </w:pPr>
+  </w:style>
+  <w:style w:type="character" w:customStyle="1" w:styleId="HeaderChar">
+    <w:name w:val="Header Char"/>
+    <w:basedOn w:val="DefaultParagraphFont"/>
+    <w:link w:val="Header"/>
+    <w:uiPriority w:val="99"/>
+    <w:rsid w:val="003138C9"/>
+    <w:rPr>
+      <w:rFonts w:ascii="Times New Roman" w:eastAsia="Times New Roman" w:hAnsi="Times New Roman" w:cs="Times New Roman"/>
+      <w:kern w:val="0"/>
+      <w14:ligatures w14:val="none"/>
+    </w:rPr>
+  </w:style>
+  <w:style w:type="paragraph" w:styleId="Footer">
+    <w:name w:val="footer"/>
+    <w:basedOn w:val="Normal"/>
+    <w:link w:val="FooterChar"/>
+    <w:uiPriority w:val="99"/>
+    <w:unhideWhenUsed/>
+    <w:rsid w:val="003138C9"/>
+    <w:pPr>
+      <w:tabs>
+        <w:tab w:val="center" w:pos="4680"/>
+        <w:tab w:val="right" w:pos="9360"/>
+      </w:tabs>
+    </w:pPr>
+  </w:style>
+  <w:style w:type="character" w:customStyle="1" w:styleId="FooterChar">
+    <w:name w:val="Footer Char"/>
+    <w:basedOn w:val="DefaultParagraphFont"/>
+    <w:link w:val="Footer"/>
+    <w:uiPriority w:val="99"/>
+    <w:rsid w:val="003138C9"/>
+    <w:rPr>
+      <w:rFonts w:ascii="Times New Roman" w:eastAsia="Times New Roman" w:hAnsi="Times New Roman" w:cs="Times New Roman"/>
+      <w:kern w:val="0"/>
+      <w14:ligatures w14:val="none"/>
+    </w:rPr>
+  </w:style>
 </w:styles>
 </file>
 
